--- a/lessons/7-7/downloads/reveal/teacher/7.7-session-2-prerequisite-practice-b.docx
+++ b/lessons/7-7/downloads/reveal/teacher/7.7-session-2-prerequisite-practice-b.docx
@@ -15,10 +15,28 @@
         <w:rPr>
           <w:rFonts w:ascii="Avenir Next" w:hAnsi="Avenir Next" w:cs="Avenir Next" w:eastAsia="Avenir Next"/>
           <w:color w:val="1A1A1A"/>
+          <w:sz w:val="22"/>
+          <w:szCs w:val="20"/>
+        </w:rPr>
+        <w:t xml:space="preserve">Name</w:t>
+      </w:r>
+      <w:r>
+        <w:rPr>
+          <w:rFonts w:ascii="Avenir Next" w:hAnsi="Avenir Next" w:cs="Avenir Next" w:eastAsia="Avenir Next"/>
+          <w:color w:val="1A1A1A"/>
           <w:sz w:val="20"/>
           <w:szCs w:val="20"/>
         </w:rPr>
-        <w:t xml:space="preserve">Name</w:t>
+        <w:tab/>
+      </w:r>
+      <w:r>
+        <w:rPr>
+          <w:rFonts w:ascii="Avenir Next" w:hAnsi="Avenir Next" w:cs="Avenir Next" w:eastAsia="Avenir Next"/>
+          <w:color w:val="1A1A1A"/>
+          <w:sz w:val="22"/>
+          <w:szCs w:val="20"/>
+        </w:rPr>
+        <w:t xml:space="preserve">   Date</w:t>
       </w:r>
       <w:r>
         <w:rPr>
@@ -33,25 +51,7 @@
         <w:rPr>
           <w:rFonts w:ascii="Avenir Next" w:hAnsi="Avenir Next" w:cs="Avenir Next" w:eastAsia="Avenir Next"/>
           <w:color w:val="1A1A1A"/>
-          <w:sz w:val="20"/>
-          <w:szCs w:val="20"/>
-        </w:rPr>
-        <w:t xml:space="preserve">   Date</w:t>
-      </w:r>
-      <w:r>
-        <w:rPr>
-          <w:rFonts w:ascii="Avenir Next" w:hAnsi="Avenir Next" w:cs="Avenir Next" w:eastAsia="Avenir Next"/>
-          <w:color w:val="1A1A1A"/>
-          <w:sz w:val="20"/>
-          <w:szCs w:val="20"/>
-        </w:rPr>
-        <w:tab/>
-      </w:r>
-      <w:r>
-        <w:rPr>
-          <w:rFonts w:ascii="Avenir Next" w:hAnsi="Avenir Next" w:cs="Avenir Next" w:eastAsia="Avenir Next"/>
-          <w:color w:val="1A1A1A"/>
-          <w:sz w:val="20"/>
+          <w:sz w:val="22"/>
           <w:szCs w:val="20"/>
         </w:rPr>
         <w:t xml:space="preserve">   Period</w:t>
@@ -78,7 +78,7 @@
           <w:caps/>
           <w:color w:val="003A70"/>
           <w:spacing w:val="12"/>
-          <w:sz w:val="19"/>
+          <w:sz w:val="22"/>
           <w:szCs w:val="19"/>
         </w:rPr>
         <w:t xml:space="preserve">Lesson 7-7  ·  Session 2  ·  Prerequisite Practice B  ·  Skill 1 of 2</w:t>
@@ -86,6 +86,7 @@
     </w:p>
     <w:p>
       <w:pPr>
+        <w:pStyle w:val="Heading1"/>
         <w:keepNext/>
         <w:spacing w:before="0" w:after="10" w:line="240" w:lineRule="auto"/>
       </w:pPr>
@@ -111,7 +112,7 @@
         <w:rPr>
           <w:rFonts w:ascii="Avenir Next" w:hAnsi="Avenir Next" w:cs="Avenir Next" w:eastAsia="Avenir Next"/>
           <w:color w:val="5A5F66"/>
-          <w:sz w:val="17"/>
+          <w:sz w:val="22"/>
           <w:szCs w:val="17"/>
         </w:rPr>
         <w:t xml:space="preserve">Builds on Lesson 3-3 · 6.RP.A.3a</w:t>
@@ -154,6 +155,7 @@
           </w:tcPr>
           <w:p>
             <w:pPr>
+              <w:pStyle w:val="Heading2"/>
               <w:spacing w:before="0" w:after="0" w:line="252" w:lineRule="auto"/>
             </w:pPr>
             <w:r>
@@ -183,7 +185,7 @@
               <w:rPr>
                 <w:rFonts w:ascii="Avenir Next" w:hAnsi="Avenir Next" w:cs="Avenir Next" w:eastAsia="Avenir Next"/>
                 <w:color w:val="1A1A1A"/>
-                <w:sz w:val="20"/>
+                <w:sz w:val="22"/>
                 <w:szCs w:val="20"/>
               </w:rPr>
               <w:t xml:space="preserve">On a plan, 1 unit = 6 ft. So 4 units is 4 × 6 = 24 ft.</w:t>
@@ -203,6 +205,7 @@
           </w:tcPr>
           <w:p>
             <w:pPr>
+              <w:pStyle w:val="Heading2"/>
               <w:spacing w:before="0" w:after="0" w:line="252" w:lineRule="auto"/>
             </w:pPr>
             <w:r>
@@ -232,7 +235,7 @@
               <w:rPr>
                 <w:rFonts w:ascii="Avenir Next" w:hAnsi="Avenir Next" w:cs="Avenir Next" w:eastAsia="Avenir Next"/>
                 <w:color w:val="1A1A1A"/>
-                <w:sz w:val="20"/>
+                <w:sz w:val="22"/>
                 <w:szCs w:val="20"/>
               </w:rPr>
               <w:t xml:space="preserve">Change grid units to feet with a scale, like 1 unit = 25 ft.  </w:t>
@@ -242,7 +245,7 @@
                 <w:rFonts w:ascii="Avenir Next" w:hAnsi="Avenir Next" w:cs="Avenir Next" w:eastAsia="Avenir Next"/>
                 <w:b/>
                 <w:color w:val="1A1A1A"/>
-                <w:sz w:val="20"/>
+                <w:sz w:val="22"/>
                 <w:szCs w:val="20"/>
               </w:rPr>
               <w:t xml:space="preserve">You will use it in Practice Form A, problems 1 and 4.</w:t>
@@ -253,6 +256,7 @@
     </w:tbl>
     <w:p>
       <w:pPr>
+        <w:pStyle w:val="Heading2"/>
         <w:keepNext/>
         <w:pBdr>
           <w:bottom w:val="single" w:sz="8" w:space="3" w:color="003A70"/>
@@ -268,7 +272,7 @@
           <w:b/>
           <w:color w:val="003A70"/>
           <w:spacing w:val="14"/>
-          <w:sz w:val="19"/>
+          <w:sz w:val="22"/>
           <w:szCs w:val="19"/>
         </w:rPr>
         <w:t xml:space="preserve">STEPS TO FOLLOW</w:t>
@@ -287,7 +291,7 @@
           <w:rFonts w:ascii="Avenir Next" w:hAnsi="Avenir Next" w:cs="Avenir Next" w:eastAsia="Avenir Next"/>
           <w:i/>
           <w:color w:val="5A5F66"/>
-          <w:sz w:val="17"/>
+          <w:sz w:val="22"/>
           <w:szCs w:val="17"/>
         </w:rPr>
         <w:t xml:space="preserve">use these same steps on every problem</w:t>
@@ -329,6 +333,7 @@
           </w:tcPr>
           <w:p>
             <w:pPr>
+              <w:pStyle w:val="Heading1"/>
               <w:spacing w:before="0" w:after="0" w:line="240" w:lineRule="auto"/>
               <w:jc w:val="center"/>
             </w:pPr>
@@ -358,7 +363,7 @@
                 <w:rFonts w:ascii="Avenir Next" w:hAnsi="Avenir Next" w:cs="Avenir Next" w:eastAsia="Avenir Next"/>
                 <w:b/>
                 <w:color w:val="1A1A1A"/>
-                <w:sz w:val="21"/>
+                <w:sz w:val="22"/>
                 <w:szCs w:val="21"/>
               </w:rPr>
               <w:t xml:space="preserve">Read</w:t>
@@ -367,7 +372,7 @@
               <w:rPr>
                 <w:rFonts w:ascii="Avenir Next" w:hAnsi="Avenir Next" w:cs="Avenir Next" w:eastAsia="Avenir Next"/>
                 <w:color w:val="1A1A1A"/>
-                <w:sz w:val="21"/>
+                <w:sz w:val="22"/>
                 <w:szCs w:val="21"/>
               </w:rPr>
               <w:t xml:space="preserve"> the scale: 1 unit = how many feet.</w:t>
@@ -386,6 +391,7 @@
           </w:tcPr>
           <w:p>
             <w:pPr>
+              <w:pStyle w:val="Heading1"/>
               <w:spacing w:before="0" w:after="0" w:line="240" w:lineRule="auto"/>
               <w:jc w:val="center"/>
             </w:pPr>
@@ -414,7 +420,7 @@
               <w:rPr>
                 <w:rFonts w:ascii="Avenir Next" w:hAnsi="Avenir Next" w:cs="Avenir Next" w:eastAsia="Avenir Next"/>
                 <w:color w:val="1A1A1A"/>
-                <w:sz w:val="21"/>
+                <w:sz w:val="22"/>
                 <w:szCs w:val="21"/>
               </w:rPr>
               <w:t xml:space="preserve">Units to feet: </w:t>
@@ -424,7 +430,7 @@
                 <w:rFonts w:ascii="Avenir Next" w:hAnsi="Avenir Next" w:cs="Avenir Next" w:eastAsia="Avenir Next"/>
                 <w:b/>
                 <w:color w:val="1A1A1A"/>
-                <w:sz w:val="21"/>
+                <w:sz w:val="22"/>
                 <w:szCs w:val="21"/>
               </w:rPr>
               <w:t xml:space="preserve">multiply</w:t>
@@ -433,7 +439,7 @@
               <w:rPr>
                 <w:rFonts w:ascii="Avenir Next" w:hAnsi="Avenir Next" w:cs="Avenir Next" w:eastAsia="Avenir Next"/>
                 <w:color w:val="1A1A1A"/>
-                <w:sz w:val="21"/>
+                <w:sz w:val="22"/>
                 <w:szCs w:val="21"/>
               </w:rPr>
               <w:t xml:space="preserve">. Feet to units: divide.</w:t>
@@ -452,6 +458,7 @@
           </w:tcPr>
           <w:p>
             <w:pPr>
+              <w:pStyle w:val="Heading1"/>
               <w:spacing w:before="0" w:after="0" w:line="240" w:lineRule="auto"/>
               <w:jc w:val="center"/>
             </w:pPr>
@@ -481,7 +488,7 @@
                 <w:rFonts w:ascii="Avenir Next" w:hAnsi="Avenir Next" w:cs="Avenir Next" w:eastAsia="Avenir Next"/>
                 <w:b/>
                 <w:color w:val="1A1A1A"/>
-                <w:sz w:val="21"/>
+                <w:sz w:val="22"/>
                 <w:szCs w:val="21"/>
               </w:rPr>
               <w:t xml:space="preserve">Label</w:t>
@@ -490,7 +497,7 @@
               <w:rPr>
                 <w:rFonts w:ascii="Avenir Next" w:hAnsi="Avenir Next" w:cs="Avenir Next" w:eastAsia="Avenir Next"/>
                 <w:color w:val="1A1A1A"/>
-                <w:sz w:val="21"/>
+                <w:sz w:val="22"/>
                 <w:szCs w:val="21"/>
               </w:rPr>
               <w:t xml:space="preserve"> the answer with feet or units.</w:t>
@@ -501,6 +508,7 @@
     </w:tbl>
     <w:p>
       <w:pPr>
+        <w:pStyle w:val="Heading2"/>
         <w:keepNext/>
         <w:pBdr>
           <w:bottom w:val="single" w:sz="8" w:space="3" w:color="003A70"/>
@@ -516,7 +524,7 @@
           <w:b/>
           <w:color w:val="003A70"/>
           <w:spacing w:val="14"/>
-          <w:sz w:val="19"/>
+          <w:sz w:val="22"/>
           <w:szCs w:val="19"/>
         </w:rPr>
         <w:t xml:space="preserve">WATCH ME</w:t>
@@ -535,7 +543,7 @@
           <w:rFonts w:ascii="Avenir Next" w:hAnsi="Avenir Next" w:cs="Avenir Next" w:eastAsia="Avenir Next"/>
           <w:i/>
           <w:color w:val="5A5F66"/>
-          <w:sz w:val="17"/>
+          <w:sz w:val="22"/>
           <w:szCs w:val="17"/>
         </w:rPr>
         <w:t xml:space="preserve">the steps in action</w:t>
@@ -550,7 +558,7 @@
           <w:rFonts w:ascii="Avenir Next" w:hAnsi="Avenir Next" w:cs="Avenir Next" w:eastAsia="Avenir Next"/>
           <w:b/>
           <w:color w:val="1A1A1A"/>
-          <w:sz w:val="21"/>
+          <w:sz w:val="22"/>
           <w:szCs w:val="21"/>
         </w:rPr>
         <w:t xml:space="preserve">Scale: 1 unit = 25 ft. A side is 6 units long. How long is it in feet?</w:t>
@@ -569,25 +577,25 @@
           <w:rFonts w:ascii="Avenir Next" w:hAnsi="Avenir Next" w:cs="Avenir Next" w:eastAsia="Avenir Next"/>
           <w:b/>
           <w:color w:val="003A70"/>
+          <w:sz w:val="22"/>
+          <w:szCs w:val="19"/>
+        </w:rPr>
+        <w:t xml:space="preserve">Step 1</w:t>
+      </w:r>
+      <w:r>
+        <w:rPr>
+          <w:rFonts w:ascii="Avenir Next" w:hAnsi="Avenir Next" w:cs="Avenir Next" w:eastAsia="Avenir Next"/>
+          <w:color w:val="1A1A1A"/>
           <w:sz w:val="19"/>
           <w:szCs w:val="19"/>
         </w:rPr>
-        <w:t xml:space="preserve">Step 1</w:t>
-      </w:r>
-      <w:r>
-        <w:rPr>
-          <w:rFonts w:ascii="Avenir Next" w:hAnsi="Avenir Next" w:cs="Avenir Next" w:eastAsia="Avenir Next"/>
-          <w:color w:val="1A1A1A"/>
-          <w:sz w:val="19"/>
-          <w:szCs w:val="19"/>
-        </w:rPr>
         <w:tab/>
       </w:r>
       <w:r>
         <w:rPr>
           <w:rFonts w:ascii="Avenir Next" w:hAnsi="Avenir Next" w:cs="Avenir Next" w:eastAsia="Avenir Next"/>
           <w:color w:val="1A1A1A"/>
-          <w:sz w:val="21"/>
+          <w:sz w:val="22"/>
           <w:szCs w:val="21"/>
         </w:rPr>
         <w:t xml:space="preserve">1 unit = 25 ft.</w:t>
@@ -606,25 +614,25 @@
           <w:rFonts w:ascii="Avenir Next" w:hAnsi="Avenir Next" w:cs="Avenir Next" w:eastAsia="Avenir Next"/>
           <w:b/>
           <w:color w:val="003A70"/>
+          <w:sz w:val="22"/>
+          <w:szCs w:val="19"/>
+        </w:rPr>
+        <w:t xml:space="preserve">Step 2</w:t>
+      </w:r>
+      <w:r>
+        <w:rPr>
+          <w:rFonts w:ascii="Avenir Next" w:hAnsi="Avenir Next" w:cs="Avenir Next" w:eastAsia="Avenir Next"/>
+          <w:color w:val="1A1A1A"/>
           <w:sz w:val="19"/>
           <w:szCs w:val="19"/>
         </w:rPr>
-        <w:t xml:space="preserve">Step 2</w:t>
-      </w:r>
-      <w:r>
-        <w:rPr>
-          <w:rFonts w:ascii="Avenir Next" w:hAnsi="Avenir Next" w:cs="Avenir Next" w:eastAsia="Avenir Next"/>
-          <w:color w:val="1A1A1A"/>
-          <w:sz w:val="19"/>
-          <w:szCs w:val="19"/>
-        </w:rPr>
         <w:tab/>
       </w:r>
       <w:r>
         <w:rPr>
           <w:rFonts w:ascii="Avenir Next" w:hAnsi="Avenir Next" w:cs="Avenir Next" w:eastAsia="Avenir Next"/>
           <w:color w:val="1A1A1A"/>
-          <w:sz w:val="21"/>
+          <w:sz w:val="22"/>
           <w:szCs w:val="21"/>
         </w:rPr>
         <w:t xml:space="preserve">Units to feet: 6 × 25 = 150.</w:t>
@@ -643,25 +651,25 @@
           <w:rFonts w:ascii="Avenir Next" w:hAnsi="Avenir Next" w:cs="Avenir Next" w:eastAsia="Avenir Next"/>
           <w:b/>
           <w:color w:val="003A70"/>
+          <w:sz w:val="22"/>
+          <w:szCs w:val="19"/>
+        </w:rPr>
+        <w:t xml:space="preserve">Step 3</w:t>
+      </w:r>
+      <w:r>
+        <w:rPr>
+          <w:rFonts w:ascii="Avenir Next" w:hAnsi="Avenir Next" w:cs="Avenir Next" w:eastAsia="Avenir Next"/>
+          <w:color w:val="1A1A1A"/>
           <w:sz w:val="19"/>
           <w:szCs w:val="19"/>
         </w:rPr>
-        <w:t xml:space="preserve">Step 3</w:t>
-      </w:r>
-      <w:r>
-        <w:rPr>
-          <w:rFonts w:ascii="Avenir Next" w:hAnsi="Avenir Next" w:cs="Avenir Next" w:eastAsia="Avenir Next"/>
-          <w:color w:val="1A1A1A"/>
-          <w:sz w:val="19"/>
-          <w:szCs w:val="19"/>
-        </w:rPr>
         <w:tab/>
       </w:r>
       <w:r>
         <w:rPr>
           <w:rFonts w:ascii="Avenir Next" w:hAnsi="Avenir Next" w:cs="Avenir Next" w:eastAsia="Avenir Next"/>
           <w:color w:val="1A1A1A"/>
-          <w:sz w:val="21"/>
+          <w:sz w:val="22"/>
           <w:szCs w:val="21"/>
         </w:rPr>
         <w:t xml:space="preserve">The side is 150 ft.</w:t>
@@ -680,18 +688,18 @@
           <w:rFonts w:ascii="Avenir Next" w:hAnsi="Avenir Next" w:cs="Avenir Next" w:eastAsia="Avenir Next"/>
           <w:b/>
           <w:color w:val="1A1A1A"/>
+          <w:sz w:val="22"/>
+          <w:szCs w:val="21"/>
+        </w:rPr>
+        <w:t xml:space="preserve">Answer</w:t>
+      </w:r>
+      <w:r>
+        <w:rPr>
+          <w:rFonts w:ascii="Avenir Next" w:hAnsi="Avenir Next" w:cs="Avenir Next" w:eastAsia="Avenir Next"/>
+          <w:color w:val="1A1A1A"/>
           <w:sz w:val="21"/>
           <w:szCs w:val="21"/>
         </w:rPr>
-        <w:t xml:space="preserve">Answer</w:t>
-      </w:r>
-      <w:r>
-        <w:rPr>
-          <w:rFonts w:ascii="Avenir Next" w:hAnsi="Avenir Next" w:cs="Avenir Next" w:eastAsia="Avenir Next"/>
-          <w:color w:val="1A1A1A"/>
-          <w:sz w:val="21"/>
-          <w:szCs w:val="21"/>
-        </w:rPr>
         <w:tab/>
       </w:r>
       <w:r>
@@ -699,7 +707,7 @@
           <w:rFonts w:ascii="Avenir Next" w:hAnsi="Avenir Next" w:cs="Avenir Next" w:eastAsia="Avenir Next"/>
           <w:b/>
           <w:color w:val="1A1A1A"/>
-          <w:sz w:val="21"/>
+          <w:sz w:val="22"/>
           <w:szCs w:val="21"/>
         </w:rPr>
         <w:t xml:space="preserve">150 ft</w:t>
@@ -707,6 +715,7 @@
     </w:p>
     <w:p>
       <w:pPr>
+        <w:pStyle w:val="Heading2"/>
         <w:keepNext/>
         <w:pBdr>
           <w:bottom w:val="single" w:sz="8" w:space="3" w:color="003A70"/>
@@ -722,7 +731,7 @@
           <w:b/>
           <w:color w:val="003A70"/>
           <w:spacing w:val="14"/>
-          <w:sz w:val="19"/>
+          <w:sz w:val="22"/>
           <w:szCs w:val="19"/>
         </w:rPr>
         <w:t xml:space="preserve">TRY IT WITH HELP</w:t>
@@ -741,7 +750,7 @@
           <w:rFonts w:ascii="Avenir Next" w:hAnsi="Avenir Next" w:cs="Avenir Next" w:eastAsia="Avenir Next"/>
           <w:i/>
           <w:color w:val="5A5F66"/>
-          <w:sz w:val="17"/>
+          <w:sz w:val="22"/>
           <w:szCs w:val="17"/>
         </w:rPr>
         <w:t xml:space="preserve">fill in each step</w:t>
@@ -799,35 +808,35 @@
           <w:rFonts w:ascii="Avenir Next" w:hAnsi="Avenir Next" w:cs="Avenir Next" w:eastAsia="Avenir Next"/>
           <w:b/>
           <w:color w:val="003A70"/>
+          <w:sz w:val="22"/>
+          <w:szCs w:val="18"/>
+        </w:rPr>
+        <w:t xml:space="preserve">Step 1</w:t>
+      </w:r>
+      <w:r>
+        <w:rPr>
+          <w:rFonts w:ascii="Avenir Next" w:hAnsi="Avenir Next" w:cs="Avenir Next" w:eastAsia="Avenir Next"/>
+          <w:color w:val="1A1A1A"/>
           <w:sz w:val="18"/>
           <w:szCs w:val="18"/>
         </w:rPr>
-        <w:t xml:space="preserve">Step 1</w:t>
-      </w:r>
-      <w:r>
-        <w:rPr>
-          <w:rFonts w:ascii="Avenir Next" w:hAnsi="Avenir Next" w:cs="Avenir Next" w:eastAsia="Avenir Next"/>
-          <w:color w:val="1A1A1A"/>
-          <w:sz w:val="18"/>
-          <w:szCs w:val="18"/>
-        </w:rPr>
         <w:tab/>
       </w:r>
       <w:r>
         <w:rPr>
           <w:rFonts w:ascii="Avenir Next" w:hAnsi="Avenir Next" w:cs="Avenir Next" w:eastAsia="Avenir Next"/>
           <w:color w:val="1A1A1A"/>
+          <w:sz w:val="22"/>
+          <w:szCs w:val="21"/>
+        </w:rPr>
+        <w:t xml:space="preserve">1 unit = </w:t>
+      </w:r>
+      <w:r>
+        <w:rPr>
+          <w:rFonts w:ascii="Avenir Next" w:hAnsi="Avenir Next" w:cs="Avenir Next" w:eastAsia="Avenir Next"/>
+          <w:color w:val="1A1A1A"/>
           <w:sz w:val="21"/>
           <w:szCs w:val="21"/>
-        </w:rPr>
-        <w:t xml:space="preserve">1 unit = </w:t>
-      </w:r>
-      <w:r>
-        <w:rPr>
-          <w:rFonts w:ascii="Avenir Next" w:hAnsi="Avenir Next" w:cs="Avenir Next" w:eastAsia="Avenir Next"/>
-          <w:color w:val="1A1A1A"/>
-          <w:sz w:val="21"/>
-          <w:szCs w:val="21"/>
           <w:u w:val="single"/>
         </w:rPr>
         <w:t xml:space="preserve">                </w:t>
@@ -836,7 +845,7 @@
         <w:rPr>
           <w:rFonts w:ascii="Avenir Next" w:hAnsi="Avenir Next" w:cs="Avenir Next" w:eastAsia="Avenir Next"/>
           <w:color w:val="1A1A1A"/>
-          <w:sz w:val="21"/>
+          <w:sz w:val="22"/>
           <w:szCs w:val="21"/>
         </w:rPr>
         <w:t xml:space="preserve"> ft.</w:t>
@@ -856,35 +865,35 @@
           <w:rFonts w:ascii="Avenir Next" w:hAnsi="Avenir Next" w:cs="Avenir Next" w:eastAsia="Avenir Next"/>
           <w:b/>
           <w:color w:val="003A70"/>
+          <w:sz w:val="22"/>
+          <w:szCs w:val="18"/>
+        </w:rPr>
+        <w:t xml:space="preserve">Step 2</w:t>
+      </w:r>
+      <w:r>
+        <w:rPr>
+          <w:rFonts w:ascii="Avenir Next" w:hAnsi="Avenir Next" w:cs="Avenir Next" w:eastAsia="Avenir Next"/>
+          <w:color w:val="1A1A1A"/>
           <w:sz w:val="18"/>
           <w:szCs w:val="18"/>
         </w:rPr>
-        <w:t xml:space="preserve">Step 2</w:t>
-      </w:r>
-      <w:r>
-        <w:rPr>
-          <w:rFonts w:ascii="Avenir Next" w:hAnsi="Avenir Next" w:cs="Avenir Next" w:eastAsia="Avenir Next"/>
-          <w:color w:val="1A1A1A"/>
-          <w:sz w:val="18"/>
-          <w:szCs w:val="18"/>
-        </w:rPr>
         <w:tab/>
       </w:r>
       <w:r>
         <w:rPr>
           <w:rFonts w:ascii="Avenir Next" w:hAnsi="Avenir Next" w:cs="Avenir Next" w:eastAsia="Avenir Next"/>
           <w:color w:val="1A1A1A"/>
+          <w:sz w:val="22"/>
+          <w:szCs w:val="21"/>
+        </w:rPr>
+        <w:t xml:space="preserve">Units to feet: 7 × 10 = </w:t>
+      </w:r>
+      <w:r>
+        <w:rPr>
+          <w:rFonts w:ascii="Avenir Next" w:hAnsi="Avenir Next" w:cs="Avenir Next" w:eastAsia="Avenir Next"/>
+          <w:color w:val="1A1A1A"/>
           <w:sz w:val="21"/>
           <w:szCs w:val="21"/>
-        </w:rPr>
-        <w:t xml:space="preserve">Units to feet: 7 × 10 = </w:t>
-      </w:r>
-      <w:r>
-        <w:rPr>
-          <w:rFonts w:ascii="Avenir Next" w:hAnsi="Avenir Next" w:cs="Avenir Next" w:eastAsia="Avenir Next"/>
-          <w:color w:val="1A1A1A"/>
-          <w:sz w:val="21"/>
-          <w:szCs w:val="21"/>
           <w:u w:val="single"/>
         </w:rPr>
         <w:t xml:space="preserve">                </w:t>
@@ -893,7 +902,7 @@
         <w:rPr>
           <w:rFonts w:ascii="Avenir Next" w:hAnsi="Avenir Next" w:cs="Avenir Next" w:eastAsia="Avenir Next"/>
           <w:color w:val="1A1A1A"/>
-          <w:sz w:val="21"/>
+          <w:sz w:val="22"/>
           <w:szCs w:val="21"/>
         </w:rPr>
         <w:t xml:space="preserve">.</w:t>
@@ -913,35 +922,35 @@
           <w:rFonts w:ascii="Avenir Next" w:hAnsi="Avenir Next" w:cs="Avenir Next" w:eastAsia="Avenir Next"/>
           <w:b/>
           <w:color w:val="003A70"/>
+          <w:sz w:val="22"/>
+          <w:szCs w:val="18"/>
+        </w:rPr>
+        <w:t xml:space="preserve">Step 3</w:t>
+      </w:r>
+      <w:r>
+        <w:rPr>
+          <w:rFonts w:ascii="Avenir Next" w:hAnsi="Avenir Next" w:cs="Avenir Next" w:eastAsia="Avenir Next"/>
+          <w:color w:val="1A1A1A"/>
           <w:sz w:val="18"/>
           <w:szCs w:val="18"/>
         </w:rPr>
-        <w:t xml:space="preserve">Step 3</w:t>
-      </w:r>
-      <w:r>
-        <w:rPr>
-          <w:rFonts w:ascii="Avenir Next" w:hAnsi="Avenir Next" w:cs="Avenir Next" w:eastAsia="Avenir Next"/>
-          <w:color w:val="1A1A1A"/>
-          <w:sz w:val="18"/>
-          <w:szCs w:val="18"/>
-        </w:rPr>
         <w:tab/>
       </w:r>
       <w:r>
         <w:rPr>
           <w:rFonts w:ascii="Avenir Next" w:hAnsi="Avenir Next" w:cs="Avenir Next" w:eastAsia="Avenir Next"/>
           <w:color w:val="1A1A1A"/>
+          <w:sz w:val="22"/>
+          <w:szCs w:val="21"/>
+        </w:rPr>
+        <w:t xml:space="preserve">The side is </w:t>
+      </w:r>
+      <w:r>
+        <w:rPr>
+          <w:rFonts w:ascii="Avenir Next" w:hAnsi="Avenir Next" w:cs="Avenir Next" w:eastAsia="Avenir Next"/>
+          <w:color w:val="1A1A1A"/>
           <w:sz w:val="21"/>
           <w:szCs w:val="21"/>
-        </w:rPr>
-        <w:t xml:space="preserve">The side is </w:t>
-      </w:r>
-      <w:r>
-        <w:rPr>
-          <w:rFonts w:ascii="Avenir Next" w:hAnsi="Avenir Next" w:cs="Avenir Next" w:eastAsia="Avenir Next"/>
-          <w:color w:val="1A1A1A"/>
-          <w:sz w:val="21"/>
-          <w:szCs w:val="21"/>
           <w:u w:val="single"/>
         </w:rPr>
         <w:t xml:space="preserve">                </w:t>
@@ -950,7 +959,7 @@
         <w:rPr>
           <w:rFonts w:ascii="Avenir Next" w:hAnsi="Avenir Next" w:cs="Avenir Next" w:eastAsia="Avenir Next"/>
           <w:color w:val="1A1A1A"/>
-          <w:sz w:val="21"/>
+          <w:sz w:val="22"/>
           <w:szCs w:val="21"/>
         </w:rPr>
         <w:t xml:space="preserve"> ft.</w:t>
@@ -1013,35 +1022,35 @@
           <w:rFonts w:ascii="Avenir Next" w:hAnsi="Avenir Next" w:cs="Avenir Next" w:eastAsia="Avenir Next"/>
           <w:b/>
           <w:color w:val="003A70"/>
+          <w:sz w:val="22"/>
+          <w:szCs w:val="18"/>
+        </w:rPr>
+        <w:t xml:space="preserve">Step 1</w:t>
+      </w:r>
+      <w:r>
+        <w:rPr>
+          <w:rFonts w:ascii="Avenir Next" w:hAnsi="Avenir Next" w:cs="Avenir Next" w:eastAsia="Avenir Next"/>
+          <w:color w:val="1A1A1A"/>
           <w:sz w:val="18"/>
           <w:szCs w:val="18"/>
         </w:rPr>
-        <w:t xml:space="preserve">Step 1</w:t>
-      </w:r>
-      <w:r>
-        <w:rPr>
-          <w:rFonts w:ascii="Avenir Next" w:hAnsi="Avenir Next" w:cs="Avenir Next" w:eastAsia="Avenir Next"/>
-          <w:color w:val="1A1A1A"/>
-          <w:sz w:val="18"/>
-          <w:szCs w:val="18"/>
-        </w:rPr>
         <w:tab/>
       </w:r>
       <w:r>
         <w:rPr>
           <w:rFonts w:ascii="Avenir Next" w:hAnsi="Avenir Next" w:cs="Avenir Next" w:eastAsia="Avenir Next"/>
           <w:color w:val="1A1A1A"/>
+          <w:sz w:val="22"/>
+          <w:szCs w:val="21"/>
+        </w:rPr>
+        <w:t xml:space="preserve">1 unit = </w:t>
+      </w:r>
+      <w:r>
+        <w:rPr>
+          <w:rFonts w:ascii="Avenir Next" w:hAnsi="Avenir Next" w:cs="Avenir Next" w:eastAsia="Avenir Next"/>
+          <w:color w:val="1A1A1A"/>
           <w:sz w:val="21"/>
           <w:szCs w:val="21"/>
-        </w:rPr>
-        <w:t xml:space="preserve">1 unit = </w:t>
-      </w:r>
-      <w:r>
-        <w:rPr>
-          <w:rFonts w:ascii="Avenir Next" w:hAnsi="Avenir Next" w:cs="Avenir Next" w:eastAsia="Avenir Next"/>
-          <w:color w:val="1A1A1A"/>
-          <w:sz w:val="21"/>
-          <w:szCs w:val="21"/>
           <w:u w:val="single"/>
         </w:rPr>
         <w:t xml:space="preserve">                </w:t>
@@ -1050,7 +1059,7 @@
         <w:rPr>
           <w:rFonts w:ascii="Avenir Next" w:hAnsi="Avenir Next" w:cs="Avenir Next" w:eastAsia="Avenir Next"/>
           <w:color w:val="1A1A1A"/>
-          <w:sz w:val="21"/>
+          <w:sz w:val="22"/>
           <w:szCs w:val="21"/>
         </w:rPr>
         <w:t xml:space="preserve"> ft.</w:t>
@@ -1070,35 +1079,35 @@
           <w:rFonts w:ascii="Avenir Next" w:hAnsi="Avenir Next" w:cs="Avenir Next" w:eastAsia="Avenir Next"/>
           <w:b/>
           <w:color w:val="003A70"/>
+          <w:sz w:val="22"/>
+          <w:szCs w:val="18"/>
+        </w:rPr>
+        <w:t xml:space="preserve">Step 2</w:t>
+      </w:r>
+      <w:r>
+        <w:rPr>
+          <w:rFonts w:ascii="Avenir Next" w:hAnsi="Avenir Next" w:cs="Avenir Next" w:eastAsia="Avenir Next"/>
+          <w:color w:val="1A1A1A"/>
           <w:sz w:val="18"/>
           <w:szCs w:val="18"/>
         </w:rPr>
-        <w:t xml:space="preserve">Step 2</w:t>
-      </w:r>
-      <w:r>
-        <w:rPr>
-          <w:rFonts w:ascii="Avenir Next" w:hAnsi="Avenir Next" w:cs="Avenir Next" w:eastAsia="Avenir Next"/>
-          <w:color w:val="1A1A1A"/>
-          <w:sz w:val="18"/>
-          <w:szCs w:val="18"/>
-        </w:rPr>
         <w:tab/>
       </w:r>
       <w:r>
         <w:rPr>
           <w:rFonts w:ascii="Avenir Next" w:hAnsi="Avenir Next" w:cs="Avenir Next" w:eastAsia="Avenir Next"/>
           <w:color w:val="1A1A1A"/>
+          <w:sz w:val="22"/>
+          <w:szCs w:val="21"/>
+        </w:rPr>
+        <w:t xml:space="preserve">Feet to units: 40 ÷ 5 = </w:t>
+      </w:r>
+      <w:r>
+        <w:rPr>
+          <w:rFonts w:ascii="Avenir Next" w:hAnsi="Avenir Next" w:cs="Avenir Next" w:eastAsia="Avenir Next"/>
+          <w:color w:val="1A1A1A"/>
           <w:sz w:val="21"/>
           <w:szCs w:val="21"/>
-        </w:rPr>
-        <w:t xml:space="preserve">Feet to units: 40 ÷ 5 = </w:t>
-      </w:r>
-      <w:r>
-        <w:rPr>
-          <w:rFonts w:ascii="Avenir Next" w:hAnsi="Avenir Next" w:cs="Avenir Next" w:eastAsia="Avenir Next"/>
-          <w:color w:val="1A1A1A"/>
-          <w:sz w:val="21"/>
-          <w:szCs w:val="21"/>
           <w:u w:val="single"/>
         </w:rPr>
         <w:t xml:space="preserve">                </w:t>
@@ -1107,7 +1116,7 @@
         <w:rPr>
           <w:rFonts w:ascii="Avenir Next" w:hAnsi="Avenir Next" w:cs="Avenir Next" w:eastAsia="Avenir Next"/>
           <w:color w:val="1A1A1A"/>
-          <w:sz w:val="21"/>
+          <w:sz w:val="22"/>
           <w:szCs w:val="21"/>
         </w:rPr>
         <w:t xml:space="preserve">.</w:t>
@@ -1127,35 +1136,35 @@
           <w:rFonts w:ascii="Avenir Next" w:hAnsi="Avenir Next" w:cs="Avenir Next" w:eastAsia="Avenir Next"/>
           <w:b/>
           <w:color w:val="003A70"/>
+          <w:sz w:val="22"/>
+          <w:szCs w:val="18"/>
+        </w:rPr>
+        <w:t xml:space="preserve">Step 3</w:t>
+      </w:r>
+      <w:r>
+        <w:rPr>
+          <w:rFonts w:ascii="Avenir Next" w:hAnsi="Avenir Next" w:cs="Avenir Next" w:eastAsia="Avenir Next"/>
+          <w:color w:val="1A1A1A"/>
           <w:sz w:val="18"/>
           <w:szCs w:val="18"/>
         </w:rPr>
-        <w:t xml:space="preserve">Step 3</w:t>
-      </w:r>
-      <w:r>
-        <w:rPr>
-          <w:rFonts w:ascii="Avenir Next" w:hAnsi="Avenir Next" w:cs="Avenir Next" w:eastAsia="Avenir Next"/>
-          <w:color w:val="1A1A1A"/>
-          <w:sz w:val="18"/>
-          <w:szCs w:val="18"/>
-        </w:rPr>
         <w:tab/>
       </w:r>
       <w:r>
         <w:rPr>
           <w:rFonts w:ascii="Avenir Next" w:hAnsi="Avenir Next" w:cs="Avenir Next" w:eastAsia="Avenir Next"/>
           <w:color w:val="1A1A1A"/>
+          <w:sz w:val="22"/>
+          <w:szCs w:val="21"/>
+        </w:rPr>
+        <w:t xml:space="preserve">The wall is </w:t>
+      </w:r>
+      <w:r>
+        <w:rPr>
+          <w:rFonts w:ascii="Avenir Next" w:hAnsi="Avenir Next" w:cs="Avenir Next" w:eastAsia="Avenir Next"/>
+          <w:color w:val="1A1A1A"/>
           <w:sz w:val="21"/>
           <w:szCs w:val="21"/>
-        </w:rPr>
-        <w:t xml:space="preserve">The wall is </w:t>
-      </w:r>
-      <w:r>
-        <w:rPr>
-          <w:rFonts w:ascii="Avenir Next" w:hAnsi="Avenir Next" w:cs="Avenir Next" w:eastAsia="Avenir Next"/>
-          <w:color w:val="1A1A1A"/>
-          <w:sz w:val="21"/>
-          <w:szCs w:val="21"/>
           <w:u w:val="single"/>
         </w:rPr>
         <w:t xml:space="preserve">                </w:t>
@@ -1164,7 +1173,7 @@
         <w:rPr>
           <w:rFonts w:ascii="Avenir Next" w:hAnsi="Avenir Next" w:cs="Avenir Next" w:eastAsia="Avenir Next"/>
           <w:color w:val="1A1A1A"/>
-          <w:sz w:val="21"/>
+          <w:sz w:val="22"/>
           <w:szCs w:val="21"/>
         </w:rPr>
         <w:t xml:space="preserve"> units.</w:t>
@@ -1177,6 +1186,7 @@
     </w:p>
     <w:p>
       <w:pPr>
+        <w:pStyle w:val="Heading2"/>
         <w:keepNext/>
         <w:pBdr>
           <w:bottom w:val="single" w:sz="8" w:space="3" w:color="003A70"/>
@@ -1192,7 +1202,7 @@
           <w:b/>
           <w:color w:val="003A70"/>
           <w:spacing w:val="14"/>
-          <w:sz w:val="19"/>
+          <w:sz w:val="22"/>
           <w:szCs w:val="19"/>
         </w:rPr>
         <w:t xml:space="preserve">YOUR TURN</w:t>
@@ -1211,7 +1221,7 @@
           <w:rFonts w:ascii="Avenir Next" w:hAnsi="Avenir Next" w:cs="Avenir Next" w:eastAsia="Avenir Next"/>
           <w:i/>
           <w:color w:val="5A5F66"/>
-          <w:sz w:val="17"/>
+          <w:sz w:val="22"/>
           <w:szCs w:val="17"/>
         </w:rPr>
         <w:t xml:space="preserve">use the steps on your own</w:t>
@@ -1382,7 +1392,7 @@
                       <w:szCs w:val="22"/>
                       <w:u w:val="single"/>
                     </w:rPr>
-                    <w:t xml:space="preserve">        </w:t>
+                    <w:t xml:space="preserve">            </w:t>
                   </w:r>
                 </w:p>
               </w:tc>
@@ -1444,7 +1454,7 @@
                       <w:szCs w:val="22"/>
                       <w:u w:val="single"/>
                     </w:rPr>
-                    <w:t xml:space="preserve">        </w:t>
+                    <w:t xml:space="preserve">            </w:t>
                   </w:r>
                 </w:p>
               </w:tc>
@@ -1512,7 +1522,7 @@
                       <w:szCs w:val="22"/>
                       <w:u w:val="single"/>
                     </w:rPr>
-                    <w:t xml:space="preserve">        </w:t>
+                    <w:t xml:space="preserve">            </w:t>
                   </w:r>
                 </w:p>
               </w:tc>
@@ -1574,7 +1584,7 @@
                       <w:szCs w:val="22"/>
                       <w:u w:val="single"/>
                     </w:rPr>
-                    <w:t xml:space="preserve">        </w:t>
+                    <w:t xml:space="preserve">            </w:t>
                   </w:r>
                 </w:p>
               </w:tc>
@@ -1642,7 +1652,7 @@
                       <w:szCs w:val="22"/>
                       <w:u w:val="single"/>
                     </w:rPr>
-                    <w:t xml:space="preserve">        </w:t>
+                    <w:t xml:space="preserve">            </w:t>
                   </w:r>
                 </w:p>
               </w:tc>
@@ -1704,7 +1714,7 @@
                       <w:szCs w:val="22"/>
                       <w:u w:val="single"/>
                     </w:rPr>
-                    <w:t xml:space="preserve">        </w:t>
+                    <w:t xml:space="preserve">            </w:t>
                   </w:r>
                 </w:p>
               </w:tc>
@@ -1736,7 +1746,7 @@
           <w:caps/>
           <w:color w:val="003A70"/>
           <w:spacing w:val="12"/>
-          <w:sz w:val="19"/>
+          <w:sz w:val="22"/>
           <w:szCs w:val="19"/>
         </w:rPr>
         <w:t xml:space="preserve">Lesson 7-7  ·  Session 2  ·  Prerequisite Practice B  ·  Skill 2 of 2</w:t>
@@ -1744,6 +1754,7 @@
     </w:p>
     <w:p>
       <w:pPr>
+        <w:pStyle w:val="Heading1"/>
         <w:keepNext/>
         <w:spacing w:before="0" w:after="10" w:line="240" w:lineRule="auto"/>
       </w:pPr>
@@ -1769,7 +1780,7 @@
         <w:rPr>
           <w:rFonts w:ascii="Avenir Next" w:hAnsi="Avenir Next" w:cs="Avenir Next" w:eastAsia="Avenir Next"/>
           <w:color w:val="5A5F66"/>
-          <w:sz w:val="17"/>
+          <w:sz w:val="22"/>
           <w:szCs w:val="17"/>
         </w:rPr>
         <w:t xml:space="preserve">Builds on Lesson 7-7 Session 1 · 6.G.A.3</w:t>
@@ -1812,6 +1823,7 @@
           </w:tcPr>
           <w:p>
             <w:pPr>
+              <w:pStyle w:val="Heading2"/>
               <w:spacing w:before="0" w:after="0" w:line="252" w:lineRule="auto"/>
             </w:pPr>
             <w:r>
@@ -1841,7 +1853,7 @@
               <w:rPr>
                 <w:rFonts w:ascii="Avenir Next" w:hAnsi="Avenir Next" w:cs="Avenir Next" w:eastAsia="Avenir Next"/>
                 <w:color w:val="1A1A1A"/>
-                <w:sz w:val="20"/>
+                <w:sz w:val="22"/>
                 <w:szCs w:val="20"/>
               </w:rPr>
               <w:t xml:space="preserve">The parking pad side from (−7, 5) to (5, 5) is 12 units long.</w:t>
@@ -1861,6 +1873,7 @@
           </w:tcPr>
           <w:p>
             <w:pPr>
+              <w:pStyle w:val="Heading2"/>
               <w:spacing w:before="0" w:after="0" w:line="252" w:lineRule="auto"/>
             </w:pPr>
             <w:r>
@@ -1890,7 +1903,7 @@
               <w:rPr>
                 <w:rFonts w:ascii="Avenir Next" w:hAnsi="Avenir Next" w:cs="Avenir Next" w:eastAsia="Avenir Next"/>
                 <w:color w:val="1A1A1A"/>
-                <w:sz w:val="20"/>
+                <w:sz w:val="22"/>
                 <w:szCs w:val="20"/>
               </w:rPr>
               <w:t xml:space="preserve">Find a grid rectangle’s length, width, perimeter and area in units.  </w:t>
@@ -1900,7 +1913,7 @@
                 <w:rFonts w:ascii="Avenir Next" w:hAnsi="Avenir Next" w:cs="Avenir Next" w:eastAsia="Avenir Next"/>
                 <w:b/>
                 <w:color w:val="1A1A1A"/>
-                <w:sz w:val="20"/>
+                <w:sz w:val="22"/>
                 <w:szCs w:val="20"/>
               </w:rPr>
               <w:t xml:space="preserve">You will use it in Practice Form A, problems 2, 3 and 6.</w:t>
@@ -1911,6 +1924,7 @@
     </w:tbl>
     <w:p>
       <w:pPr>
+        <w:pStyle w:val="Heading2"/>
         <w:keepNext/>
         <w:pBdr>
           <w:bottom w:val="single" w:sz="8" w:space="3" w:color="003A70"/>
@@ -1926,7 +1940,7 @@
           <w:b/>
           <w:color w:val="003A70"/>
           <w:spacing w:val="14"/>
-          <w:sz w:val="19"/>
+          <w:sz w:val="22"/>
           <w:szCs w:val="19"/>
         </w:rPr>
         <w:t xml:space="preserve">STEPS TO FOLLOW</w:t>
@@ -1945,7 +1959,7 @@
           <w:rFonts w:ascii="Avenir Next" w:hAnsi="Avenir Next" w:cs="Avenir Next" w:eastAsia="Avenir Next"/>
           <w:i/>
           <w:color w:val="5A5F66"/>
-          <w:sz w:val="17"/>
+          <w:sz w:val="22"/>
           <w:szCs w:val="17"/>
         </w:rPr>
         <w:t xml:space="preserve">use these same steps on every problem</w:t>
@@ -1987,6 +2001,7 @@
           </w:tcPr>
           <w:p>
             <w:pPr>
+              <w:pStyle w:val="Heading1"/>
               <w:spacing w:before="0" w:after="0" w:line="240" w:lineRule="auto"/>
               <w:jc w:val="center"/>
             </w:pPr>
@@ -2015,7 +2030,7 @@
               <w:rPr>
                 <w:rFonts w:ascii="Avenir Next" w:hAnsi="Avenir Next" w:cs="Avenir Next" w:eastAsia="Avenir Next"/>
                 <w:color w:val="1A1A1A"/>
-                <w:sz w:val="21"/>
+                <w:sz w:val="22"/>
                 <w:szCs w:val="21"/>
               </w:rPr>
               <w:t xml:space="preserve">Find the </w:t>
@@ -2025,7 +2040,7 @@
                 <w:rFonts w:ascii="Avenir Next" w:hAnsi="Avenir Next" w:cs="Avenir Next" w:eastAsia="Avenir Next"/>
                 <w:b/>
                 <w:color w:val="1A1A1A"/>
-                <w:sz w:val="21"/>
+                <w:sz w:val="22"/>
                 <w:szCs w:val="21"/>
               </w:rPr>
               <w:t xml:space="preserve">length</w:t>
@@ -2034,7 +2049,7 @@
               <w:rPr>
                 <w:rFonts w:ascii="Avenir Next" w:hAnsi="Avenir Next" w:cs="Avenir Next" w:eastAsia="Avenir Next"/>
                 <w:color w:val="1A1A1A"/>
-                <w:sz w:val="21"/>
+                <w:sz w:val="22"/>
                 <w:szCs w:val="21"/>
               </w:rPr>
               <w:t xml:space="preserve">: the distance across the top side.</w:t>
@@ -2053,6 +2068,7 @@
           </w:tcPr>
           <w:p>
             <w:pPr>
+              <w:pStyle w:val="Heading1"/>
               <w:spacing w:before="0" w:after="0" w:line="240" w:lineRule="auto"/>
               <w:jc w:val="center"/>
             </w:pPr>
@@ -2081,7 +2097,7 @@
               <w:rPr>
                 <w:rFonts w:ascii="Avenir Next" w:hAnsi="Avenir Next" w:cs="Avenir Next" w:eastAsia="Avenir Next"/>
                 <w:color w:val="1A1A1A"/>
-                <w:sz w:val="21"/>
+                <w:sz w:val="22"/>
                 <w:szCs w:val="21"/>
               </w:rPr>
               <w:t xml:space="preserve">Find the </w:t>
@@ -2091,7 +2107,7 @@
                 <w:rFonts w:ascii="Avenir Next" w:hAnsi="Avenir Next" w:cs="Avenir Next" w:eastAsia="Avenir Next"/>
                 <w:b/>
                 <w:color w:val="1A1A1A"/>
-                <w:sz w:val="21"/>
+                <w:sz w:val="22"/>
                 <w:szCs w:val="21"/>
               </w:rPr>
               <w:t xml:space="preserve">width</w:t>
@@ -2100,7 +2116,7 @@
               <w:rPr>
                 <w:rFonts w:ascii="Avenir Next" w:hAnsi="Avenir Next" w:cs="Avenir Next" w:eastAsia="Avenir Next"/>
                 <w:color w:val="1A1A1A"/>
-                <w:sz w:val="21"/>
+                <w:sz w:val="22"/>
                 <w:szCs w:val="21"/>
               </w:rPr>
               <w:t xml:space="preserve">: the distance down the right side.</w:t>
@@ -2119,6 +2135,7 @@
           </w:tcPr>
           <w:p>
             <w:pPr>
+              <w:pStyle w:val="Heading1"/>
               <w:spacing w:before="0" w:after="0" w:line="240" w:lineRule="auto"/>
               <w:jc w:val="center"/>
             </w:pPr>
@@ -2147,7 +2164,7 @@
               <w:rPr>
                 <w:rFonts w:ascii="Avenir Next" w:hAnsi="Avenir Next" w:cs="Avenir Next" w:eastAsia="Avenir Next"/>
                 <w:color w:val="1A1A1A"/>
-                <w:sz w:val="21"/>
+                <w:sz w:val="22"/>
                 <w:szCs w:val="21"/>
               </w:rPr>
               <w:t xml:space="preserve">Find </w:t>
@@ -2157,7 +2174,7 @@
                 <w:rFonts w:ascii="Avenir Next" w:hAnsi="Avenir Next" w:cs="Avenir Next" w:eastAsia="Avenir Next"/>
                 <w:b/>
                 <w:color w:val="1A1A1A"/>
-                <w:sz w:val="21"/>
+                <w:sz w:val="22"/>
                 <w:szCs w:val="21"/>
               </w:rPr>
               <w:t xml:space="preserve">perimeter</w:t>
@@ -2166,7 +2183,7 @@
               <w:rPr>
                 <w:rFonts w:ascii="Avenir Next" w:hAnsi="Avenir Next" w:cs="Avenir Next" w:eastAsia="Avenir Next"/>
                 <w:color w:val="1A1A1A"/>
-                <w:sz w:val="21"/>
+                <w:sz w:val="22"/>
                 <w:szCs w:val="21"/>
               </w:rPr>
               <w:t xml:space="preserve"> (add four sides) and area (length × width).</w:t>
@@ -2177,6 +2194,7 @@
     </w:tbl>
     <w:p>
       <w:pPr>
+        <w:pStyle w:val="Heading2"/>
         <w:keepNext/>
         <w:pBdr>
           <w:bottom w:val="single" w:sz="8" w:space="3" w:color="003A70"/>
@@ -2192,7 +2210,7 @@
           <w:b/>
           <w:color w:val="003A70"/>
           <w:spacing w:val="14"/>
-          <w:sz w:val="19"/>
+          <w:sz w:val="22"/>
           <w:szCs w:val="19"/>
         </w:rPr>
         <w:t xml:space="preserve">WATCH ME</w:t>
@@ -2211,7 +2229,7 @@
           <w:rFonts w:ascii="Avenir Next" w:hAnsi="Avenir Next" w:cs="Avenir Next" w:eastAsia="Avenir Next"/>
           <w:i/>
           <w:color w:val="5A5F66"/>
-          <w:sz w:val="17"/>
+          <w:sz w:val="22"/>
           <w:szCs w:val="17"/>
         </w:rPr>
         <w:t xml:space="preserve">the steps in action</w:t>
@@ -2226,7 +2244,7 @@
           <w:rFonts w:ascii="Avenir Next" w:hAnsi="Avenir Next" w:cs="Avenir Next" w:eastAsia="Avenir Next"/>
           <w:b/>
           <w:color w:val="1A1A1A"/>
-          <w:sz w:val="21"/>
+          <w:sz w:val="22"/>
           <w:szCs w:val="21"/>
         </w:rPr>
         <w:t xml:space="preserve">A rectangle has vertices (−3, 4), (5, 4), (5, −2) and (−3, −2). Find its perimeter and area.</w:t>
@@ -2245,25 +2263,25 @@
           <w:rFonts w:ascii="Avenir Next" w:hAnsi="Avenir Next" w:cs="Avenir Next" w:eastAsia="Avenir Next"/>
           <w:b/>
           <w:color w:val="003A70"/>
+          <w:sz w:val="22"/>
+          <w:szCs w:val="19"/>
+        </w:rPr>
+        <w:t xml:space="preserve">Step 1</w:t>
+      </w:r>
+      <w:r>
+        <w:rPr>
+          <w:rFonts w:ascii="Avenir Next" w:hAnsi="Avenir Next" w:cs="Avenir Next" w:eastAsia="Avenir Next"/>
+          <w:color w:val="1A1A1A"/>
           <w:sz w:val="19"/>
           <w:szCs w:val="19"/>
         </w:rPr>
-        <w:t xml:space="preserve">Step 1</w:t>
-      </w:r>
-      <w:r>
-        <w:rPr>
-          <w:rFonts w:ascii="Avenir Next" w:hAnsi="Avenir Next" w:cs="Avenir Next" w:eastAsia="Avenir Next"/>
-          <w:color w:val="1A1A1A"/>
-          <w:sz w:val="19"/>
-          <w:szCs w:val="19"/>
-        </w:rPr>
         <w:tab/>
       </w:r>
       <w:r>
         <w:rPr>
           <w:rFonts w:ascii="Avenir Next" w:hAnsi="Avenir Next" w:cs="Avenir Next" w:eastAsia="Avenir Next"/>
           <w:color w:val="1A1A1A"/>
-          <w:sz w:val="21"/>
+          <w:sz w:val="22"/>
           <w:szCs w:val="21"/>
         </w:rPr>
         <w:t xml:space="preserve">Length: (−3, 4) to (5, 4) is 3 + 5 = 8 units.</w:t>
@@ -2282,25 +2300,25 @@
           <w:rFonts w:ascii="Avenir Next" w:hAnsi="Avenir Next" w:cs="Avenir Next" w:eastAsia="Avenir Next"/>
           <w:b/>
           <w:color w:val="003A70"/>
+          <w:sz w:val="22"/>
+          <w:szCs w:val="19"/>
+        </w:rPr>
+        <w:t xml:space="preserve">Step 2</w:t>
+      </w:r>
+      <w:r>
+        <w:rPr>
+          <w:rFonts w:ascii="Avenir Next" w:hAnsi="Avenir Next" w:cs="Avenir Next" w:eastAsia="Avenir Next"/>
+          <w:color w:val="1A1A1A"/>
           <w:sz w:val="19"/>
           <w:szCs w:val="19"/>
         </w:rPr>
-        <w:t xml:space="preserve">Step 2</w:t>
-      </w:r>
-      <w:r>
-        <w:rPr>
-          <w:rFonts w:ascii="Avenir Next" w:hAnsi="Avenir Next" w:cs="Avenir Next" w:eastAsia="Avenir Next"/>
-          <w:color w:val="1A1A1A"/>
-          <w:sz w:val="19"/>
-          <w:szCs w:val="19"/>
-        </w:rPr>
         <w:tab/>
       </w:r>
       <w:r>
         <w:rPr>
           <w:rFonts w:ascii="Avenir Next" w:hAnsi="Avenir Next" w:cs="Avenir Next" w:eastAsia="Avenir Next"/>
           <w:color w:val="1A1A1A"/>
-          <w:sz w:val="21"/>
+          <w:sz w:val="22"/>
           <w:szCs w:val="21"/>
         </w:rPr>
         <w:t xml:space="preserve">Width: (5, 4) to (5, −2) is 4 + 2 = 6 units.</w:t>
@@ -2319,25 +2337,25 @@
           <w:rFonts w:ascii="Avenir Next" w:hAnsi="Avenir Next" w:cs="Avenir Next" w:eastAsia="Avenir Next"/>
           <w:b/>
           <w:color w:val="003A70"/>
+          <w:sz w:val="22"/>
+          <w:szCs w:val="19"/>
+        </w:rPr>
+        <w:t xml:space="preserve">Step 3</w:t>
+      </w:r>
+      <w:r>
+        <w:rPr>
+          <w:rFonts w:ascii="Avenir Next" w:hAnsi="Avenir Next" w:cs="Avenir Next" w:eastAsia="Avenir Next"/>
+          <w:color w:val="1A1A1A"/>
           <w:sz w:val="19"/>
           <w:szCs w:val="19"/>
         </w:rPr>
-        <w:t xml:space="preserve">Step 3</w:t>
-      </w:r>
-      <w:r>
-        <w:rPr>
-          <w:rFonts w:ascii="Avenir Next" w:hAnsi="Avenir Next" w:cs="Avenir Next" w:eastAsia="Avenir Next"/>
-          <w:color w:val="1A1A1A"/>
-          <w:sz w:val="19"/>
-          <w:szCs w:val="19"/>
-        </w:rPr>
         <w:tab/>
       </w:r>
       <w:r>
         <w:rPr>
           <w:rFonts w:ascii="Avenir Next" w:hAnsi="Avenir Next" w:cs="Avenir Next" w:eastAsia="Avenir Next"/>
           <w:color w:val="1A1A1A"/>
-          <w:sz w:val="21"/>
+          <w:sz w:val="22"/>
           <w:szCs w:val="21"/>
         </w:rPr>
         <w:t xml:space="preserve">P = 8 + 6 + 8 + 6 = 28 units. A = 8 × 6 = 48 square units.</w:t>
@@ -2356,18 +2374,18 @@
           <w:rFonts w:ascii="Avenir Next" w:hAnsi="Avenir Next" w:cs="Avenir Next" w:eastAsia="Avenir Next"/>
           <w:b/>
           <w:color w:val="1A1A1A"/>
+          <w:sz w:val="22"/>
+          <w:szCs w:val="21"/>
+        </w:rPr>
+        <w:t xml:space="preserve">Answer</w:t>
+      </w:r>
+      <w:r>
+        <w:rPr>
+          <w:rFonts w:ascii="Avenir Next" w:hAnsi="Avenir Next" w:cs="Avenir Next" w:eastAsia="Avenir Next"/>
+          <w:color w:val="1A1A1A"/>
           <w:sz w:val="21"/>
           <w:szCs w:val="21"/>
         </w:rPr>
-        <w:t xml:space="preserve">Answer</w:t>
-      </w:r>
-      <w:r>
-        <w:rPr>
-          <w:rFonts w:ascii="Avenir Next" w:hAnsi="Avenir Next" w:cs="Avenir Next" w:eastAsia="Avenir Next"/>
-          <w:color w:val="1A1A1A"/>
-          <w:sz w:val="21"/>
-          <w:szCs w:val="21"/>
-        </w:rPr>
         <w:tab/>
       </w:r>
       <w:r>
@@ -2375,7 +2393,7 @@
           <w:rFonts w:ascii="Avenir Next" w:hAnsi="Avenir Next" w:cs="Avenir Next" w:eastAsia="Avenir Next"/>
           <w:b/>
           <w:color w:val="1A1A1A"/>
-          <w:sz w:val="21"/>
+          <w:sz w:val="22"/>
           <w:szCs w:val="21"/>
         </w:rPr>
         <w:t xml:space="preserve">P = 28 units, A = 48 square units</w:t>
@@ -2383,6 +2401,7 @@
     </w:p>
     <w:p>
       <w:pPr>
+        <w:pStyle w:val="Heading2"/>
         <w:keepNext/>
         <w:pBdr>
           <w:bottom w:val="single" w:sz="8" w:space="3" w:color="003A70"/>
@@ -2398,7 +2417,7 @@
           <w:b/>
           <w:color w:val="003A70"/>
           <w:spacing w:val="14"/>
-          <w:sz w:val="19"/>
+          <w:sz w:val="22"/>
           <w:szCs w:val="19"/>
         </w:rPr>
         <w:t xml:space="preserve">TRY IT WITH HELP</w:t>
@@ -2417,7 +2436,7 @@
           <w:rFonts w:ascii="Avenir Next" w:hAnsi="Avenir Next" w:cs="Avenir Next" w:eastAsia="Avenir Next"/>
           <w:i/>
           <w:color w:val="5A5F66"/>
-          <w:sz w:val="17"/>
+          <w:sz w:val="22"/>
           <w:szCs w:val="17"/>
         </w:rPr>
         <w:t xml:space="preserve">fill in each step</w:t>
@@ -2475,35 +2494,35 @@
           <w:rFonts w:ascii="Avenir Next" w:hAnsi="Avenir Next" w:cs="Avenir Next" w:eastAsia="Avenir Next"/>
           <w:b/>
           <w:color w:val="003A70"/>
+          <w:sz w:val="22"/>
+          <w:szCs w:val="18"/>
+        </w:rPr>
+        <w:t xml:space="preserve">Step 1</w:t>
+      </w:r>
+      <w:r>
+        <w:rPr>
+          <w:rFonts w:ascii="Avenir Next" w:hAnsi="Avenir Next" w:cs="Avenir Next" w:eastAsia="Avenir Next"/>
+          <w:color w:val="1A1A1A"/>
           <w:sz w:val="18"/>
           <w:szCs w:val="18"/>
         </w:rPr>
-        <w:t xml:space="preserve">Step 1</w:t>
-      </w:r>
-      <w:r>
-        <w:rPr>
-          <w:rFonts w:ascii="Avenir Next" w:hAnsi="Avenir Next" w:cs="Avenir Next" w:eastAsia="Avenir Next"/>
-          <w:color w:val="1A1A1A"/>
-          <w:sz w:val="18"/>
-          <w:szCs w:val="18"/>
-        </w:rPr>
         <w:tab/>
       </w:r>
       <w:r>
         <w:rPr>
           <w:rFonts w:ascii="Avenir Next" w:hAnsi="Avenir Next" w:cs="Avenir Next" w:eastAsia="Avenir Next"/>
           <w:color w:val="1A1A1A"/>
+          <w:sz w:val="22"/>
+          <w:szCs w:val="21"/>
+        </w:rPr>
+        <w:t xml:space="preserve">Length: 2 + 4 = </w:t>
+      </w:r>
+      <w:r>
+        <w:rPr>
+          <w:rFonts w:ascii="Avenir Next" w:hAnsi="Avenir Next" w:cs="Avenir Next" w:eastAsia="Avenir Next"/>
+          <w:color w:val="1A1A1A"/>
           <w:sz w:val="21"/>
           <w:szCs w:val="21"/>
-        </w:rPr>
-        <w:t xml:space="preserve">Length: 2 + 4 = </w:t>
-      </w:r>
-      <w:r>
-        <w:rPr>
-          <w:rFonts w:ascii="Avenir Next" w:hAnsi="Avenir Next" w:cs="Avenir Next" w:eastAsia="Avenir Next"/>
-          <w:color w:val="1A1A1A"/>
-          <w:sz w:val="21"/>
-          <w:szCs w:val="21"/>
           <w:u w:val="single"/>
         </w:rPr>
         <w:t xml:space="preserve">                </w:t>
@@ -2512,7 +2531,7 @@
         <w:rPr>
           <w:rFonts w:ascii="Avenir Next" w:hAnsi="Avenir Next" w:cs="Avenir Next" w:eastAsia="Avenir Next"/>
           <w:color w:val="1A1A1A"/>
-          <w:sz w:val="21"/>
+          <w:sz w:val="22"/>
           <w:szCs w:val="21"/>
         </w:rPr>
         <w:t xml:space="preserve"> units.</w:t>
@@ -2532,35 +2551,35 @@
           <w:rFonts w:ascii="Avenir Next" w:hAnsi="Avenir Next" w:cs="Avenir Next" w:eastAsia="Avenir Next"/>
           <w:b/>
           <w:color w:val="003A70"/>
+          <w:sz w:val="22"/>
+          <w:szCs w:val="18"/>
+        </w:rPr>
+        <w:t xml:space="preserve">Step 2</w:t>
+      </w:r>
+      <w:r>
+        <w:rPr>
+          <w:rFonts w:ascii="Avenir Next" w:hAnsi="Avenir Next" w:cs="Avenir Next" w:eastAsia="Avenir Next"/>
+          <w:color w:val="1A1A1A"/>
           <w:sz w:val="18"/>
           <w:szCs w:val="18"/>
         </w:rPr>
-        <w:t xml:space="preserve">Step 2</w:t>
-      </w:r>
-      <w:r>
-        <w:rPr>
-          <w:rFonts w:ascii="Avenir Next" w:hAnsi="Avenir Next" w:cs="Avenir Next" w:eastAsia="Avenir Next"/>
-          <w:color w:val="1A1A1A"/>
-          <w:sz w:val="18"/>
-          <w:szCs w:val="18"/>
-        </w:rPr>
         <w:tab/>
       </w:r>
       <w:r>
         <w:rPr>
           <w:rFonts w:ascii="Avenir Next" w:hAnsi="Avenir Next" w:cs="Avenir Next" w:eastAsia="Avenir Next"/>
           <w:color w:val="1A1A1A"/>
+          <w:sz w:val="22"/>
+          <w:szCs w:val="21"/>
+        </w:rPr>
+        <w:t xml:space="preserve">Width: 3 + 1 = </w:t>
+      </w:r>
+      <w:r>
+        <w:rPr>
+          <w:rFonts w:ascii="Avenir Next" w:hAnsi="Avenir Next" w:cs="Avenir Next" w:eastAsia="Avenir Next"/>
+          <w:color w:val="1A1A1A"/>
           <w:sz w:val="21"/>
           <w:szCs w:val="21"/>
-        </w:rPr>
-        <w:t xml:space="preserve">Width: 3 + 1 = </w:t>
-      </w:r>
-      <w:r>
-        <w:rPr>
-          <w:rFonts w:ascii="Avenir Next" w:hAnsi="Avenir Next" w:cs="Avenir Next" w:eastAsia="Avenir Next"/>
-          <w:color w:val="1A1A1A"/>
-          <w:sz w:val="21"/>
-          <w:szCs w:val="21"/>
           <w:u w:val="single"/>
         </w:rPr>
         <w:t xml:space="preserve">                </w:t>
@@ -2569,7 +2588,7 @@
         <w:rPr>
           <w:rFonts w:ascii="Avenir Next" w:hAnsi="Avenir Next" w:cs="Avenir Next" w:eastAsia="Avenir Next"/>
           <w:color w:val="1A1A1A"/>
-          <w:sz w:val="21"/>
+          <w:sz w:val="22"/>
           <w:szCs w:val="21"/>
         </w:rPr>
         <w:t xml:space="preserve"> units.</w:t>
@@ -2589,28 +2608,47 @@
           <w:rFonts w:ascii="Avenir Next" w:hAnsi="Avenir Next" w:cs="Avenir Next" w:eastAsia="Avenir Next"/>
           <w:b/>
           <w:color w:val="003A70"/>
+          <w:sz w:val="22"/>
+          <w:szCs w:val="18"/>
+        </w:rPr>
+        <w:t xml:space="preserve">Step 3</w:t>
+      </w:r>
+      <w:r>
+        <w:rPr>
+          <w:rFonts w:ascii="Avenir Next" w:hAnsi="Avenir Next" w:cs="Avenir Next" w:eastAsia="Avenir Next"/>
+          <w:color w:val="1A1A1A"/>
           <w:sz w:val="18"/>
           <w:szCs w:val="18"/>
         </w:rPr>
-        <w:t xml:space="preserve">Step 3</w:t>
-      </w:r>
-      <w:r>
-        <w:rPr>
-          <w:rFonts w:ascii="Avenir Next" w:hAnsi="Avenir Next" w:cs="Avenir Next" w:eastAsia="Avenir Next"/>
-          <w:color w:val="1A1A1A"/>
-          <w:sz w:val="18"/>
-          <w:szCs w:val="18"/>
-        </w:rPr>
         <w:tab/>
       </w:r>
       <w:r>
         <w:rPr>
           <w:rFonts w:ascii="Avenir Next" w:hAnsi="Avenir Next" w:cs="Avenir Next" w:eastAsia="Avenir Next"/>
           <w:color w:val="1A1A1A"/>
+          <w:sz w:val="22"/>
+          <w:szCs w:val="21"/>
+        </w:rPr>
+        <w:t xml:space="preserve">P = </w:t>
+      </w:r>
+      <w:r>
+        <w:rPr>
+          <w:rFonts w:ascii="Avenir Next" w:hAnsi="Avenir Next" w:cs="Avenir Next" w:eastAsia="Avenir Next"/>
+          <w:color w:val="1A1A1A"/>
           <w:sz w:val="21"/>
           <w:szCs w:val="21"/>
-        </w:rPr>
-        <w:t xml:space="preserve">P = </w:t>
+          <w:u w:val="single"/>
+        </w:rPr>
+        <w:t xml:space="preserve">                </w:t>
+      </w:r>
+      <w:r>
+        <w:rPr>
+          <w:rFonts w:ascii="Avenir Next" w:hAnsi="Avenir Next" w:cs="Avenir Next" w:eastAsia="Avenir Next"/>
+          <w:color w:val="1A1A1A"/>
+          <w:sz w:val="22"/>
+          <w:szCs w:val="21"/>
+        </w:rPr>
+        <w:t xml:space="preserve"> units. A = </w:t>
       </w:r>
       <w:r>
         <w:rPr>
@@ -2626,26 +2664,7 @@
         <w:rPr>
           <w:rFonts w:ascii="Avenir Next" w:hAnsi="Avenir Next" w:cs="Avenir Next" w:eastAsia="Avenir Next"/>
           <w:color w:val="1A1A1A"/>
-          <w:sz w:val="21"/>
-          <w:szCs w:val="21"/>
-        </w:rPr>
-        <w:t xml:space="preserve"> units. A = </w:t>
-      </w:r>
-      <w:r>
-        <w:rPr>
-          <w:rFonts w:ascii="Avenir Next" w:hAnsi="Avenir Next" w:cs="Avenir Next" w:eastAsia="Avenir Next"/>
-          <w:color w:val="1A1A1A"/>
-          <w:sz w:val="21"/>
-          <w:szCs w:val="21"/>
-          <w:u w:val="single"/>
-        </w:rPr>
-        <w:t xml:space="preserve">                </w:t>
-      </w:r>
-      <w:r>
-        <w:rPr>
-          <w:rFonts w:ascii="Avenir Next" w:hAnsi="Avenir Next" w:cs="Avenir Next" w:eastAsia="Avenir Next"/>
-          <w:color w:val="1A1A1A"/>
-          <w:sz w:val="21"/>
+          <w:sz w:val="22"/>
           <w:szCs w:val="21"/>
         </w:rPr>
         <w:t xml:space="preserve"> square units.</w:t>
@@ -2708,35 +2727,35 @@
           <w:rFonts w:ascii="Avenir Next" w:hAnsi="Avenir Next" w:cs="Avenir Next" w:eastAsia="Avenir Next"/>
           <w:b/>
           <w:color w:val="003A70"/>
+          <w:sz w:val="22"/>
+          <w:szCs w:val="18"/>
+        </w:rPr>
+        <w:t xml:space="preserve">Step 1</w:t>
+      </w:r>
+      <w:r>
+        <w:rPr>
+          <w:rFonts w:ascii="Avenir Next" w:hAnsi="Avenir Next" w:cs="Avenir Next" w:eastAsia="Avenir Next"/>
+          <w:color w:val="1A1A1A"/>
           <w:sz w:val="18"/>
           <w:szCs w:val="18"/>
         </w:rPr>
-        <w:t xml:space="preserve">Step 1</w:t>
-      </w:r>
-      <w:r>
-        <w:rPr>
-          <w:rFonts w:ascii="Avenir Next" w:hAnsi="Avenir Next" w:cs="Avenir Next" w:eastAsia="Avenir Next"/>
-          <w:color w:val="1A1A1A"/>
-          <w:sz w:val="18"/>
-          <w:szCs w:val="18"/>
-        </w:rPr>
         <w:tab/>
       </w:r>
       <w:r>
         <w:rPr>
           <w:rFonts w:ascii="Avenir Next" w:hAnsi="Avenir Next" w:cs="Avenir Next" w:eastAsia="Avenir Next"/>
           <w:color w:val="1A1A1A"/>
+          <w:sz w:val="22"/>
+          <w:szCs w:val="21"/>
+        </w:rPr>
+        <w:t xml:space="preserve">Length: 4 + 3 = </w:t>
+      </w:r>
+      <w:r>
+        <w:rPr>
+          <w:rFonts w:ascii="Avenir Next" w:hAnsi="Avenir Next" w:cs="Avenir Next" w:eastAsia="Avenir Next"/>
+          <w:color w:val="1A1A1A"/>
           <w:sz w:val="21"/>
           <w:szCs w:val="21"/>
-        </w:rPr>
-        <w:t xml:space="preserve">Length: 4 + 3 = </w:t>
-      </w:r>
-      <w:r>
-        <w:rPr>
-          <w:rFonts w:ascii="Avenir Next" w:hAnsi="Avenir Next" w:cs="Avenir Next" w:eastAsia="Avenir Next"/>
-          <w:color w:val="1A1A1A"/>
-          <w:sz w:val="21"/>
-          <w:szCs w:val="21"/>
           <w:u w:val="single"/>
         </w:rPr>
         <w:t xml:space="preserve">                </w:t>
@@ -2745,7 +2764,7 @@
         <w:rPr>
           <w:rFonts w:ascii="Avenir Next" w:hAnsi="Avenir Next" w:cs="Avenir Next" w:eastAsia="Avenir Next"/>
           <w:color w:val="1A1A1A"/>
-          <w:sz w:val="21"/>
+          <w:sz w:val="22"/>
           <w:szCs w:val="21"/>
         </w:rPr>
         <w:t xml:space="preserve"> units.</w:t>
@@ -2765,35 +2784,35 @@
           <w:rFonts w:ascii="Avenir Next" w:hAnsi="Avenir Next" w:cs="Avenir Next" w:eastAsia="Avenir Next"/>
           <w:b/>
           <w:color w:val="003A70"/>
+          <w:sz w:val="22"/>
+          <w:szCs w:val="18"/>
+        </w:rPr>
+        <w:t xml:space="preserve">Step 2</w:t>
+      </w:r>
+      <w:r>
+        <w:rPr>
+          <w:rFonts w:ascii="Avenir Next" w:hAnsi="Avenir Next" w:cs="Avenir Next" w:eastAsia="Avenir Next"/>
+          <w:color w:val="1A1A1A"/>
           <w:sz w:val="18"/>
           <w:szCs w:val="18"/>
         </w:rPr>
-        <w:t xml:space="preserve">Step 2</w:t>
-      </w:r>
-      <w:r>
-        <w:rPr>
-          <w:rFonts w:ascii="Avenir Next" w:hAnsi="Avenir Next" w:cs="Avenir Next" w:eastAsia="Avenir Next"/>
-          <w:color w:val="1A1A1A"/>
-          <w:sz w:val="18"/>
-          <w:szCs w:val="18"/>
-        </w:rPr>
         <w:tab/>
       </w:r>
       <w:r>
         <w:rPr>
           <w:rFonts w:ascii="Avenir Next" w:hAnsi="Avenir Next" w:cs="Avenir Next" w:eastAsia="Avenir Next"/>
           <w:color w:val="1A1A1A"/>
+          <w:sz w:val="22"/>
+          <w:szCs w:val="21"/>
+        </w:rPr>
+        <w:t xml:space="preserve">Width: </w:t>
+      </w:r>
+      <w:r>
+        <w:rPr>
+          <w:rFonts w:ascii="Avenir Next" w:hAnsi="Avenir Next" w:cs="Avenir Next" w:eastAsia="Avenir Next"/>
+          <w:color w:val="1A1A1A"/>
           <w:sz w:val="21"/>
           <w:szCs w:val="21"/>
-        </w:rPr>
-        <w:t xml:space="preserve">Width: </w:t>
-      </w:r>
-      <w:r>
-        <w:rPr>
-          <w:rFonts w:ascii="Avenir Next" w:hAnsi="Avenir Next" w:cs="Avenir Next" w:eastAsia="Avenir Next"/>
-          <w:color w:val="1A1A1A"/>
-          <w:sz w:val="21"/>
-          <w:szCs w:val="21"/>
           <w:u w:val="single"/>
         </w:rPr>
         <w:t xml:space="preserve">                </w:t>
@@ -2802,7 +2821,7 @@
         <w:rPr>
           <w:rFonts w:ascii="Avenir Next" w:hAnsi="Avenir Next" w:cs="Avenir Next" w:eastAsia="Avenir Next"/>
           <w:color w:val="1A1A1A"/>
-          <w:sz w:val="21"/>
+          <w:sz w:val="22"/>
           <w:szCs w:val="21"/>
         </w:rPr>
         <w:t xml:space="preserve"> + 3 = 8 units.</w:t>
@@ -2822,28 +2841,47 @@
           <w:rFonts w:ascii="Avenir Next" w:hAnsi="Avenir Next" w:cs="Avenir Next" w:eastAsia="Avenir Next"/>
           <w:b/>
           <w:color w:val="003A70"/>
+          <w:sz w:val="22"/>
+          <w:szCs w:val="18"/>
+        </w:rPr>
+        <w:t xml:space="preserve">Step 3</w:t>
+      </w:r>
+      <w:r>
+        <w:rPr>
+          <w:rFonts w:ascii="Avenir Next" w:hAnsi="Avenir Next" w:cs="Avenir Next" w:eastAsia="Avenir Next"/>
+          <w:color w:val="1A1A1A"/>
           <w:sz w:val="18"/>
           <w:szCs w:val="18"/>
         </w:rPr>
-        <w:t xml:space="preserve">Step 3</w:t>
-      </w:r>
-      <w:r>
-        <w:rPr>
-          <w:rFonts w:ascii="Avenir Next" w:hAnsi="Avenir Next" w:cs="Avenir Next" w:eastAsia="Avenir Next"/>
-          <w:color w:val="1A1A1A"/>
-          <w:sz w:val="18"/>
-          <w:szCs w:val="18"/>
-        </w:rPr>
         <w:tab/>
       </w:r>
       <w:r>
         <w:rPr>
           <w:rFonts w:ascii="Avenir Next" w:hAnsi="Avenir Next" w:cs="Avenir Next" w:eastAsia="Avenir Next"/>
           <w:color w:val="1A1A1A"/>
+          <w:sz w:val="22"/>
+          <w:szCs w:val="21"/>
+        </w:rPr>
+        <w:t xml:space="preserve">P = </w:t>
+      </w:r>
+      <w:r>
+        <w:rPr>
+          <w:rFonts w:ascii="Avenir Next" w:hAnsi="Avenir Next" w:cs="Avenir Next" w:eastAsia="Avenir Next"/>
+          <w:color w:val="1A1A1A"/>
           <w:sz w:val="21"/>
           <w:szCs w:val="21"/>
-        </w:rPr>
-        <w:t xml:space="preserve">P = </w:t>
+          <w:u w:val="single"/>
+        </w:rPr>
+        <w:t xml:space="preserve">                </w:t>
+      </w:r>
+      <w:r>
+        <w:rPr>
+          <w:rFonts w:ascii="Avenir Next" w:hAnsi="Avenir Next" w:cs="Avenir Next" w:eastAsia="Avenir Next"/>
+          <w:color w:val="1A1A1A"/>
+          <w:sz w:val="22"/>
+          <w:szCs w:val="21"/>
+        </w:rPr>
+        <w:t xml:space="preserve"> units. A = </w:t>
       </w:r>
       <w:r>
         <w:rPr>
@@ -2859,26 +2897,7 @@
         <w:rPr>
           <w:rFonts w:ascii="Avenir Next" w:hAnsi="Avenir Next" w:cs="Avenir Next" w:eastAsia="Avenir Next"/>
           <w:color w:val="1A1A1A"/>
-          <w:sz w:val="21"/>
-          <w:szCs w:val="21"/>
-        </w:rPr>
-        <w:t xml:space="preserve"> units. A = </w:t>
-      </w:r>
-      <w:r>
-        <w:rPr>
-          <w:rFonts w:ascii="Avenir Next" w:hAnsi="Avenir Next" w:cs="Avenir Next" w:eastAsia="Avenir Next"/>
-          <w:color w:val="1A1A1A"/>
-          <w:sz w:val="21"/>
-          <w:szCs w:val="21"/>
-          <w:u w:val="single"/>
-        </w:rPr>
-        <w:t xml:space="preserve">                </w:t>
-      </w:r>
-      <w:r>
-        <w:rPr>
-          <w:rFonts w:ascii="Avenir Next" w:hAnsi="Avenir Next" w:cs="Avenir Next" w:eastAsia="Avenir Next"/>
-          <w:color w:val="1A1A1A"/>
-          <w:sz w:val="21"/>
+          <w:sz w:val="22"/>
           <w:szCs w:val="21"/>
         </w:rPr>
         <w:t xml:space="preserve"> square units.</w:t>
@@ -2891,6 +2910,7 @@
     </w:p>
     <w:p>
       <w:pPr>
+        <w:pStyle w:val="Heading2"/>
         <w:keepNext/>
         <w:pBdr>
           <w:bottom w:val="single" w:sz="8" w:space="3" w:color="003A70"/>
@@ -2906,7 +2926,7 @@
           <w:b/>
           <w:color w:val="003A70"/>
           <w:spacing w:val="14"/>
-          <w:sz w:val="19"/>
+          <w:sz w:val="22"/>
           <w:szCs w:val="19"/>
         </w:rPr>
         <w:t xml:space="preserve">YOUR TURN</w:t>
@@ -2925,7 +2945,7 @@
           <w:rFonts w:ascii="Avenir Next" w:hAnsi="Avenir Next" w:cs="Avenir Next" w:eastAsia="Avenir Next"/>
           <w:i/>
           <w:color w:val="5A5F66"/>
-          <w:sz w:val="17"/>
+          <w:sz w:val="22"/>
           <w:szCs w:val="17"/>
         </w:rPr>
         <w:t xml:space="preserve">use the steps on your own</w:t>
@@ -3098,7 +3118,7 @@
                       <w:szCs w:val="22"/>
                       <w:u w:val="single"/>
                     </w:rPr>
-                    <w:t xml:space="preserve">        </w:t>
+                    <w:t xml:space="preserve">            </w:t>
                   </w:r>
                 </w:p>
               </w:tc>
@@ -3160,7 +3180,7 @@
                       <w:szCs w:val="22"/>
                       <w:u w:val="single"/>
                     </w:rPr>
-                    <w:t xml:space="preserve">        </w:t>
+                    <w:t xml:space="preserve">            </w:t>
                   </w:r>
                 </w:p>
               </w:tc>
@@ -3222,7 +3242,7 @@
                       <w:szCs w:val="22"/>
                       <w:u w:val="single"/>
                     </w:rPr>
-                    <w:t xml:space="preserve">        </w:t>
+                    <w:t xml:space="preserve">            </w:t>
                   </w:r>
                 </w:p>
               </w:tc>
@@ -3284,7 +3304,7 @@
                       <w:szCs w:val="22"/>
                       <w:u w:val="single"/>
                     </w:rPr>
-                    <w:t xml:space="preserve">        </w:t>
+                    <w:t xml:space="preserve">            </w:t>
                   </w:r>
                 </w:p>
               </w:tc>
@@ -3305,6 +3325,7 @@
     </w:p>
     <w:p>
       <w:pPr>
+        <w:pStyle w:val="Heading2"/>
         <w:keepNext/>
         <w:pBdr>
           <w:bottom w:val="single" w:sz="8" w:space="3" w:color="003A70"/>
@@ -3320,7 +3341,7 @@
           <w:b/>
           <w:color w:val="003A70"/>
           <w:spacing w:val="14"/>
-          <w:sz w:val="19"/>
+          <w:sz w:val="22"/>
           <w:szCs w:val="19"/>
         </w:rPr>
         <w:t xml:space="preserve">READY CHECK</w:t>
@@ -3339,7 +3360,7 @@
           <w:rFonts w:ascii="Avenir Next" w:hAnsi="Avenir Next" w:cs="Avenir Next" w:eastAsia="Avenir Next"/>
           <w:i/>
           <w:color w:val="5A5F66"/>
-          <w:sz w:val="17"/>
+          <w:sz w:val="22"/>
           <w:szCs w:val="17"/>
         </w:rPr>
         <w:t xml:space="preserve">a problem like the one in today’s lesson</w:t>
@@ -3471,25 +3492,25 @@
                       <w:rFonts w:ascii="Avenir Next" w:hAnsi="Avenir Next" w:cs="Avenir Next" w:eastAsia="Avenir Next"/>
                       <w:b/>
                       <w:color w:val="003A70"/>
+                      <w:sz w:val="22"/>
+                      <w:szCs w:val="21"/>
+                    </w:rPr>
+                    <w:t xml:space="preserve">A</w:t>
+                  </w:r>
+                  <w:r>
+                    <w:rPr>
+                      <w:rFonts w:ascii="Avenir Next" w:hAnsi="Avenir Next" w:cs="Avenir Next" w:eastAsia="Avenir Next"/>
+                      <w:color w:val="1A1A1A"/>
                       <w:sz w:val="21"/>
                       <w:szCs w:val="21"/>
                     </w:rPr>
-                    <w:t xml:space="preserve">A</w:t>
-                  </w:r>
-                  <w:r>
-                    <w:rPr>
-                      <w:rFonts w:ascii="Avenir Next" w:hAnsi="Avenir Next" w:cs="Avenir Next" w:eastAsia="Avenir Next"/>
-                      <w:color w:val="1A1A1A"/>
-                      <w:sz w:val="21"/>
-                      <w:szCs w:val="21"/>
-                    </w:rPr>
                     <w:tab/>
                   </w:r>
                   <w:r>
                     <w:rPr>
                       <w:rFonts w:ascii="Avenir Next" w:hAnsi="Avenir Next" w:cs="Avenir Next" w:eastAsia="Avenir Next"/>
                       <w:color w:val="1A1A1A"/>
-                      <w:sz w:val="21"/>
+                      <w:sz w:val="22"/>
                       <w:szCs w:val="21"/>
                     </w:rPr>
                     <w:t xml:space="preserve">17 square units</w:t>
@@ -3514,25 +3535,25 @@
                       <w:rFonts w:ascii="Avenir Next" w:hAnsi="Avenir Next" w:cs="Avenir Next" w:eastAsia="Avenir Next"/>
                       <w:b/>
                       <w:color w:val="003A70"/>
+                      <w:sz w:val="22"/>
+                      <w:szCs w:val="21"/>
+                    </w:rPr>
+                    <w:t xml:space="preserve">B</w:t>
+                  </w:r>
+                  <w:r>
+                    <w:rPr>
+                      <w:rFonts w:ascii="Avenir Next" w:hAnsi="Avenir Next" w:cs="Avenir Next" w:eastAsia="Avenir Next"/>
+                      <w:color w:val="1A1A1A"/>
                       <w:sz w:val="21"/>
                       <w:szCs w:val="21"/>
                     </w:rPr>
-                    <w:t xml:space="preserve">B</w:t>
-                  </w:r>
-                  <w:r>
-                    <w:rPr>
-                      <w:rFonts w:ascii="Avenir Next" w:hAnsi="Avenir Next" w:cs="Avenir Next" w:eastAsia="Avenir Next"/>
-                      <w:color w:val="1A1A1A"/>
-                      <w:sz w:val="21"/>
-                      <w:szCs w:val="21"/>
-                    </w:rPr>
                     <w:tab/>
                   </w:r>
                   <w:r>
                     <w:rPr>
                       <w:rFonts w:ascii="Avenir Next" w:hAnsi="Avenir Next" w:cs="Avenir Next" w:eastAsia="Avenir Next"/>
                       <w:color w:val="1A1A1A"/>
-                      <w:sz w:val="21"/>
+                      <w:sz w:val="22"/>
                       <w:szCs w:val="21"/>
                     </w:rPr>
                     <w:t xml:space="preserve">34 square units</w:t>
@@ -3557,25 +3578,25 @@
                       <w:rFonts w:ascii="Avenir Next" w:hAnsi="Avenir Next" w:cs="Avenir Next" w:eastAsia="Avenir Next"/>
                       <w:b/>
                       <w:color w:val="003A70"/>
+                      <w:sz w:val="22"/>
+                      <w:szCs w:val="21"/>
+                    </w:rPr>
+                    <w:t xml:space="preserve">C</w:t>
+                  </w:r>
+                  <w:r>
+                    <w:rPr>
+                      <w:rFonts w:ascii="Avenir Next" w:hAnsi="Avenir Next" w:cs="Avenir Next" w:eastAsia="Avenir Next"/>
+                      <w:color w:val="1A1A1A"/>
                       <w:sz w:val="21"/>
                       <w:szCs w:val="21"/>
                     </w:rPr>
-                    <w:t xml:space="preserve">C</w:t>
-                  </w:r>
-                  <w:r>
-                    <w:rPr>
-                      <w:rFonts w:ascii="Avenir Next" w:hAnsi="Avenir Next" w:cs="Avenir Next" w:eastAsia="Avenir Next"/>
-                      <w:color w:val="1A1A1A"/>
-                      <w:sz w:val="21"/>
-                      <w:szCs w:val="21"/>
-                    </w:rPr>
                     <w:tab/>
                   </w:r>
                   <w:r>
                     <w:rPr>
                       <w:rFonts w:ascii="Avenir Next" w:hAnsi="Avenir Next" w:cs="Avenir Next" w:eastAsia="Avenir Next"/>
                       <w:color w:val="1A1A1A"/>
-                      <w:sz w:val="21"/>
+                      <w:sz w:val="22"/>
                       <w:szCs w:val="21"/>
                     </w:rPr>
                     <w:t xml:space="preserve">60 square units</w:t>
@@ -3600,25 +3621,25 @@
                       <w:rFonts w:ascii="Avenir Next" w:hAnsi="Avenir Next" w:cs="Avenir Next" w:eastAsia="Avenir Next"/>
                       <w:b/>
                       <w:color w:val="003A70"/>
+                      <w:sz w:val="22"/>
+                      <w:szCs w:val="21"/>
+                    </w:rPr>
+                    <w:t xml:space="preserve">D</w:t>
+                  </w:r>
+                  <w:r>
+                    <w:rPr>
+                      <w:rFonts w:ascii="Avenir Next" w:hAnsi="Avenir Next" w:cs="Avenir Next" w:eastAsia="Avenir Next"/>
+                      <w:color w:val="1A1A1A"/>
                       <w:sz w:val="21"/>
                       <w:szCs w:val="21"/>
                     </w:rPr>
-                    <w:t xml:space="preserve">D</w:t>
-                  </w:r>
-                  <w:r>
-                    <w:rPr>
-                      <w:rFonts w:ascii="Avenir Next" w:hAnsi="Avenir Next" w:cs="Avenir Next" w:eastAsia="Avenir Next"/>
-                      <w:color w:val="1A1A1A"/>
-                      <w:sz w:val="21"/>
-                      <w:szCs w:val="21"/>
-                    </w:rPr>
                     <w:tab/>
                   </w:r>
                   <w:r>
                     <w:rPr>
                       <w:rFonts w:ascii="Avenir Next" w:hAnsi="Avenir Next" w:cs="Avenir Next" w:eastAsia="Avenir Next"/>
                       <w:color w:val="1A1A1A"/>
-                      <w:sz w:val="21"/>
+                      <w:sz w:val="22"/>
                       <w:szCs w:val="21"/>
                     </w:rPr>
                     <w:t xml:space="preserve">10 square units</w:t>
@@ -3667,19 +3688,42 @@
         <w:tblLook w:val="0000" w:firstRow="0" w:lastRow="0" w:firstColumn="0" w:lastColumn="0" w:noHBand="1" w:noVBand="1"/>
       </w:tblPr>
       <w:tblGrid>
-        <w:gridCol w:w="2000"/>
-        <w:gridCol w:w="2300"/>
-        <w:gridCol w:w="2100"/>
-        <w:gridCol w:w="3104"/>
+        <w:gridCol w:w="1750"/>
+        <w:gridCol w:w="2500"/>
+        <w:gridCol w:w="2200"/>
+        <w:gridCol w:w="3054"/>
       </w:tblGrid>
       <w:tr>
         <w:trPr>
           <w:cantSplit/>
-          <w:trHeight w:val="320" w:hRule="atLeast"/>
+          <w:trHeight w:val="300" w:hRule="atLeast"/>
         </w:trPr>
         <w:tc>
           <w:tcPr>
-            <w:tcW w:w="2000" w:type="dxa"/>
+            <w:tcW w:w="1750" w:type="dxa"/>
+            <w:vAlign w:val="center"/>
+          </w:tcPr>
+          <w:p>
+            <w:pPr>
+              <w:pStyle w:val="Heading2"/>
+              <w:spacing w:before="0" w:after="0" w:line="240" w:lineRule="auto"/>
+            </w:pPr>
+            <w:r>
+              <w:rPr>
+                <w:rFonts w:ascii="Avenir Next" w:hAnsi="Avenir Next" w:cs="Avenir Next" w:eastAsia="Avenir Next"/>
+                <w:b/>
+                <w:color w:val="003A70"/>
+                <w:spacing w:val="12"/>
+                <w:sz w:val="15"/>
+                <w:szCs w:val="15"/>
+              </w:rPr>
+              <w:t xml:space="preserve">CHECK YOURSELF</w:t>
+            </w:r>
+          </w:p>
+        </w:tc>
+        <w:tc>
+          <w:tcPr>
+            <w:tcW w:w="2500" w:type="dxa"/>
             <w:vAlign w:val="center"/>
           </w:tcPr>
           <w:p>
@@ -3688,20 +3732,27 @@
             </w:pPr>
             <w:r>
               <w:rPr>
-                <w:rFonts w:ascii="Avenir Next" w:hAnsi="Avenir Next" w:cs="Avenir Next" w:eastAsia="Avenir Next"/>
-                <w:b/>
-                <w:color w:val="003A70"/>
-                <w:spacing w:val="12"/>
-                <w:sz w:val="15"/>
-                <w:szCs w:val="15"/>
-              </w:rPr>
-              <w:t xml:space="preserve">CHECK YOURSELF</w:t>
+                <w:rFonts w:ascii="Arial" w:hAnsi="Arial" w:cs="Arial" w:eastAsia="Arial"/>
+                <w:color w:val="1A1A1A"/>
+                <w:sz w:val="20"/>
+                <w:szCs w:val="20"/>
+              </w:rPr>
+              <w:t xml:space="preserve">□</w:t>
+            </w:r>
+            <w:r>
+              <w:rPr>
+                <w:rFonts w:ascii="Avenir Next" w:hAnsi="Avenir Next" w:cs="Avenir Next" w:eastAsia="Avenir Next"/>
+                <w:color w:val="1A1A1A"/>
+                <w:sz w:val="17"/>
+                <w:szCs w:val="17"/>
+              </w:rPr>
+              <w:t xml:space="preserve">  I can do this on my own</w:t>
             </w:r>
           </w:p>
         </w:tc>
         <w:tc>
           <w:tcPr>
-            <w:tcW w:w="2300" w:type="dxa"/>
+            <w:tcW w:w="2200" w:type="dxa"/>
             <w:vAlign w:val="center"/>
           </w:tcPr>
           <w:p>
@@ -3712,8 +3763,8 @@
               <w:rPr>
                 <w:rFonts w:ascii="Arial" w:hAnsi="Arial" w:cs="Arial" w:eastAsia="Arial"/>
                 <w:color w:val="1A1A1A"/>
-                <w:sz w:val="24"/>
-                <w:szCs w:val="24"/>
+                <w:sz w:val="20"/>
+                <w:szCs w:val="20"/>
               </w:rPr>
               <w:t xml:space="preserve">□</w:t>
             </w:r>
@@ -3724,13 +3775,13 @@
                 <w:sz w:val="17"/>
                 <w:szCs w:val="17"/>
               </w:rPr>
-              <w:t xml:space="preserve">  I can do this on my own</w:t>
+              <w:t xml:space="preserve">  I need a little help</w:t>
             </w:r>
           </w:p>
         </w:tc>
         <w:tc>
           <w:tcPr>
-            <w:tcW w:w="2100" w:type="dxa"/>
+            <w:tcW w:w="3054" w:type="dxa"/>
             <w:vAlign w:val="center"/>
           </w:tcPr>
           <w:p>
@@ -3741,37 +3792,8 @@
               <w:rPr>
                 <w:rFonts w:ascii="Arial" w:hAnsi="Arial" w:cs="Arial" w:eastAsia="Arial"/>
                 <w:color w:val="1A1A1A"/>
-                <w:sz w:val="24"/>
-                <w:szCs w:val="24"/>
-              </w:rPr>
-              <w:t xml:space="preserve">□</w:t>
-            </w:r>
-            <w:r>
-              <w:rPr>
-                <w:rFonts w:ascii="Avenir Next" w:hAnsi="Avenir Next" w:cs="Avenir Next" w:eastAsia="Avenir Next"/>
-                <w:color w:val="1A1A1A"/>
-                <w:sz w:val="17"/>
-                <w:szCs w:val="17"/>
-              </w:rPr>
-              <w:t xml:space="preserve">  I need a little help</w:t>
-            </w:r>
-          </w:p>
-        </w:tc>
-        <w:tc>
-          <w:tcPr>
-            <w:tcW w:w="3104" w:type="dxa"/>
-            <w:vAlign w:val="center"/>
-          </w:tcPr>
-          <w:p>
-            <w:pPr>
-              <w:spacing w:before="0" w:after="0" w:line="240" w:lineRule="auto"/>
-            </w:pPr>
-            <w:r>
-              <w:rPr>
-                <w:rFonts w:ascii="Arial" w:hAnsi="Arial" w:cs="Arial" w:eastAsia="Arial"/>
-                <w:color w:val="1A1A1A"/>
-                <w:sz w:val="24"/>
-                <w:szCs w:val="24"/>
+                <w:sz w:val="20"/>
+                <w:szCs w:val="20"/>
               </w:rPr>
               <w:t xml:space="preserve">□</w:t>
             </w:r>
@@ -3806,7 +3828,7 @@
     <w:sectPr>
       <w:footerReference w:type="default" r:id="rIdFooter1"/>
       <w:pgSz w:w="12240" w:h="15840"/>
-      <w:pgMar w:top="893" w:right="1224" w:bottom="835" w:left="1512" w:header="432" w:footer="432" w:gutter="0"/>
+      <w:pgMar w:top="780" w:right="1224" w:bottom="760" w:left="1512" w:header="432" w:footer="432" w:gutter="0"/>
       <w:cols w:space="720"/>
     </w:sectPr>
   </w:body>
@@ -3886,7 +3908,106 @@
               <w:sz w:val="15"/>
               <w:szCs w:val="15"/>
             </w:rPr>
-            <w:t xml:space="preserve">Lesson 7-7  ·  Session 2  ·  Prerequisite Practice B</w:t>
+            <w:t xml:space="preserve">7-7 · Page </w:t>
+          </w:r>
+          <w:r>
+            <w:rPr>
+              <w:rFonts w:ascii="Avenir Next" w:hAnsi="Avenir Next" w:cs="Avenir Next" w:eastAsia="Avenir Next"/>
+              <w:color w:val="5A5F66"/>
+              <w:sz w:val="15"/>
+              <w:szCs w:val="15"/>
+            </w:rPr>
+            <w:fldChar w:fldCharType="begin"/>
+          </w:r>
+          <w:r>
+            <w:rPr>
+              <w:rFonts w:ascii="Avenir Next" w:hAnsi="Avenir Next" w:cs="Avenir Next" w:eastAsia="Avenir Next"/>
+              <w:color w:val="5A5F66"/>
+              <w:sz w:val="15"/>
+              <w:szCs w:val="15"/>
+            </w:rPr>
+            <w:instrText xml:space="preserve"> PAGE </w:instrText>
+          </w:r>
+          <w:r>
+            <w:rPr>
+              <w:rFonts w:ascii="Avenir Next" w:hAnsi="Avenir Next" w:cs="Avenir Next" w:eastAsia="Avenir Next"/>
+              <w:color w:val="5A5F66"/>
+              <w:sz w:val="15"/>
+              <w:szCs w:val="15"/>
+            </w:rPr>
+            <w:fldChar w:fldCharType="separate"/>
+          </w:r>
+          <w:r>
+            <w:rPr>
+              <w:rFonts w:ascii="Avenir Next" w:hAnsi="Avenir Next" w:cs="Avenir Next" w:eastAsia="Avenir Next"/>
+              <w:color w:val="5A5F66"/>
+              <w:sz w:val="15"/>
+              <w:szCs w:val="15"/>
+            </w:rPr>
+            <w:t xml:space="preserve">1</w:t>
+          </w:r>
+          <w:r>
+            <w:rPr>
+              <w:rFonts w:ascii="Avenir Next" w:hAnsi="Avenir Next" w:cs="Avenir Next" w:eastAsia="Avenir Next"/>
+              <w:color w:val="5A5F66"/>
+              <w:sz w:val="15"/>
+              <w:szCs w:val="15"/>
+            </w:rPr>
+            <w:fldChar w:fldCharType="end"/>
+          </w:r>
+          <w:r>
+            <w:rPr>
+              <w:rFonts w:ascii="Avenir Next" w:hAnsi="Avenir Next" w:cs="Avenir Next" w:eastAsia="Avenir Next"/>
+              <w:color w:val="5A5F66"/>
+              <w:sz w:val="15"/>
+              <w:szCs w:val="15"/>
+            </w:rPr>
+            <w:t xml:space="preserve"> of </w:t>
+          </w:r>
+          <w:r>
+            <w:rPr>
+              <w:rFonts w:ascii="Avenir Next" w:hAnsi="Avenir Next" w:cs="Avenir Next" w:eastAsia="Avenir Next"/>
+              <w:color w:val="5A5F66"/>
+              <w:sz w:val="15"/>
+              <w:szCs w:val="15"/>
+            </w:rPr>
+            <w:fldChar w:fldCharType="begin"/>
+          </w:r>
+          <w:r>
+            <w:rPr>
+              <w:rFonts w:ascii="Avenir Next" w:hAnsi="Avenir Next" w:cs="Avenir Next" w:eastAsia="Avenir Next"/>
+              <w:color w:val="5A5F66"/>
+              <w:sz w:val="15"/>
+              <w:szCs w:val="15"/>
+            </w:rPr>
+            <w:instrText xml:space="preserve"> NUMPAGES </w:instrText>
+          </w:r>
+          <w:r>
+            <w:rPr>
+              <w:rFonts w:ascii="Avenir Next" w:hAnsi="Avenir Next" w:cs="Avenir Next" w:eastAsia="Avenir Next"/>
+              <w:color w:val="5A5F66"/>
+              <w:sz w:val="15"/>
+              <w:szCs w:val="15"/>
+            </w:rPr>
+            <w:fldChar w:fldCharType="separate"/>
+          </w:r>
+          <w:r>
+            <w:rPr>
+              <w:rFonts w:ascii="Avenir Next" w:hAnsi="Avenir Next" w:cs="Avenir Next" w:eastAsia="Avenir Next"/>
+              <w:color w:val="5A5F66"/>
+              <w:sz w:val="15"/>
+              <w:szCs w:val="15"/>
+            </w:rPr>
+            <w:t xml:space="preserve">1</w:t>
+          </w:r>
+          <w:r>
+            <w:rPr>
+              <w:rFonts w:ascii="Avenir Next" w:hAnsi="Avenir Next" w:cs="Avenir Next" w:eastAsia="Avenir Next"/>
+              <w:color w:val="5A5F66"/>
+              <w:sz w:val="15"/>
+              <w:szCs w:val="15"/>
+            </w:rPr>
+            <w:fldChar w:fldCharType="end"/>
           </w:r>
         </w:p>
       </w:tc>
@@ -3929,5 +4050,23 @@
       </w:tblCellMar>
     </w:tblPr>
   </w:style>
+  <w:style w:type="paragraph" w:styleId="Heading1">
+    <w:name w:val="heading 1"/>
+    <w:basedOn w:val="Normal"/>
+    <w:pPr>
+      <w:outlineLvl w:val="0"/>
+      <w:keepNext w:val="0"/>
+      <w:keepLines w:val="0"/>
+    </w:pPr>
+  </w:style>
+  <w:style w:type="paragraph" w:styleId="Heading2">
+    <w:name w:val="heading 2"/>
+    <w:basedOn w:val="Normal"/>
+    <w:pPr>
+      <w:outlineLvl w:val="1"/>
+      <w:keepNext w:val="0"/>
+      <w:keepLines w:val="0"/>
+    </w:pPr>
+  </w:style>
 </w:styles>
 </file>